--- a/DB_Vytautas_Jusis_HW_CarSharingService_descriptions.docx
+++ b/DB_Vytautas_Jusis_HW_CarSharingService_descriptions.docx
@@ -955,6 +955,192 @@
       </w:pPr>
       <w:bookmarkStart w:id="11" w:name="_Toc223208170"/>
       <w:bookmarkStart w:id="12" w:name="_Hlk314571188"/>
+      <w:r>
+        <w:rPr>
+          <w:b/>
+          <w:bCs/>
+        </w:rPr>
+        <w:t xml:space="preserve">- </w:t>
+      </w:r>
+      <w:proofErr w:type="spellStart"/>
+      <w:r>
+        <w:rPr>
+          <w:b/>
+          <w:bCs/>
+        </w:rPr>
+        <w:t>How</w:t>
+      </w:r>
+      <w:proofErr w:type="spellEnd"/>
+      <w:r>
+        <w:rPr>
+          <w:b/>
+          <w:bCs/>
+        </w:rPr>
+        <w:t xml:space="preserve"> </w:t>
+      </w:r>
+      <w:proofErr w:type="spellStart"/>
+      <w:r>
+        <w:rPr>
+          <w:b/>
+          <w:bCs/>
+        </w:rPr>
+        <w:t>will</w:t>
+      </w:r>
+      <w:proofErr w:type="spellEnd"/>
+      <w:r>
+        <w:rPr>
+          <w:b/>
+          <w:bCs/>
+        </w:rPr>
+        <w:t xml:space="preserve"> </w:t>
+      </w:r>
+      <w:proofErr w:type="spellStart"/>
+      <w:r>
+        <w:rPr>
+          <w:b/>
+          <w:bCs/>
+        </w:rPr>
+        <w:t>the</w:t>
+      </w:r>
+      <w:proofErr w:type="spellEnd"/>
+      <w:r>
+        <w:rPr>
+          <w:b/>
+          <w:bCs/>
+        </w:rPr>
+        <w:t xml:space="preserve"> </w:t>
+      </w:r>
+      <w:proofErr w:type="spellStart"/>
+      <w:r>
+        <w:rPr>
+          <w:b/>
+          <w:bCs/>
+        </w:rPr>
+        <w:t>database</w:t>
+      </w:r>
+      <w:proofErr w:type="spellEnd"/>
+      <w:r>
+        <w:rPr>
+          <w:b/>
+          <w:bCs/>
+        </w:rPr>
+        <w:t xml:space="preserve"> </w:t>
+      </w:r>
+      <w:proofErr w:type="spellStart"/>
+      <w:r>
+        <w:rPr>
+          <w:b/>
+          <w:bCs/>
+        </w:rPr>
+        <w:t>solve</w:t>
+      </w:r>
+      <w:proofErr w:type="spellEnd"/>
+      <w:r>
+        <w:rPr>
+          <w:b/>
+          <w:bCs/>
+        </w:rPr>
+        <w:t xml:space="preserve"> </w:t>
+      </w:r>
+      <w:proofErr w:type="spellStart"/>
+      <w:r>
+        <w:rPr>
+          <w:b/>
+          <w:bCs/>
+        </w:rPr>
+        <w:t>the</w:t>
+      </w:r>
+      <w:proofErr w:type="spellEnd"/>
+      <w:r>
+        <w:rPr>
+          <w:b/>
+          <w:bCs/>
+        </w:rPr>
+        <w:t xml:space="preserve"> </w:t>
+      </w:r>
+      <w:proofErr w:type="spellStart"/>
+      <w:r>
+        <w:rPr>
+          <w:b/>
+          <w:bCs/>
+        </w:rPr>
+        <w:t>problems</w:t>
+      </w:r>
+      <w:proofErr w:type="spellEnd"/>
+      <w:r>
+        <w:rPr>
+          <w:b/>
+          <w:bCs/>
+        </w:rPr>
+        <w:t xml:space="preserve"> </w:t>
+      </w:r>
+      <w:proofErr w:type="spellStart"/>
+      <w:r>
+        <w:rPr>
+          <w:b/>
+          <w:bCs/>
+        </w:rPr>
+        <w:t>listed</w:t>
+      </w:r>
+      <w:proofErr w:type="spellEnd"/>
+      <w:r>
+        <w:rPr>
+          <w:b/>
+          <w:bCs/>
+        </w:rPr>
+        <w:t xml:space="preserve"> </w:t>
+      </w:r>
+      <w:proofErr w:type="spellStart"/>
+      <w:r>
+        <w:rPr>
+          <w:b/>
+          <w:bCs/>
+        </w:rPr>
+        <w:t>in</w:t>
+      </w:r>
+      <w:proofErr w:type="spellEnd"/>
+      <w:r>
+        <w:rPr>
+          <w:b/>
+          <w:bCs/>
+        </w:rPr>
+        <w:t xml:space="preserve"> </w:t>
+      </w:r>
+      <w:proofErr w:type="spellStart"/>
+      <w:r>
+        <w:rPr>
+          <w:b/>
+          <w:bCs/>
+        </w:rPr>
+        <w:t>the</w:t>
+      </w:r>
+      <w:proofErr w:type="spellEnd"/>
+      <w:r>
+        <w:rPr>
+          <w:b/>
+          <w:bCs/>
+        </w:rPr>
+        <w:t xml:space="preserve"> </w:t>
+      </w:r>
+      <w:proofErr w:type="spellStart"/>
+      <w:r>
+        <w:rPr>
+          <w:b/>
+          <w:bCs/>
+        </w:rPr>
+        <w:t>description</w:t>
+      </w:r>
+      <w:proofErr w:type="spellEnd"/>
+      <w:r>
+        <w:rPr>
+          <w:b/>
+          <w:bCs/>
+        </w:rPr>
+        <w:t>?</w:t>
+      </w:r>
+      <w:r>
+        <w:br/>
+      </w:r>
       <w:proofErr w:type="spellStart"/>
       <w:r>
         <w:t>The</w:t>
@@ -965,47 +1151,1510 @@
       </w:r>
       <w:proofErr w:type="spellStart"/>
       <w:r>
-        <w:t>purpose</w:t>
-      </w:r>
-      <w:proofErr w:type="spellEnd"/>
-      <w:r>
-        <w:t xml:space="preserve"> </w:t>
-      </w:r>
-      <w:proofErr w:type="spellStart"/>
-      <w:r>
+        <w:t>database</w:t>
+      </w:r>
+      <w:proofErr w:type="spellEnd"/>
+      <w:r>
+        <w:t xml:space="preserve"> </w:t>
+      </w:r>
+      <w:proofErr w:type="spellStart"/>
+      <w:r>
+        <w:t>stores</w:t>
+      </w:r>
+      <w:proofErr w:type="spellEnd"/>
+      <w:r>
+        <w:t xml:space="preserve"> </w:t>
+      </w:r>
+      <w:proofErr w:type="spellStart"/>
+      <w:r>
+        <w:t>information</w:t>
+      </w:r>
+      <w:proofErr w:type="spellEnd"/>
+      <w:r>
+        <w:t xml:space="preserve"> </w:t>
+      </w:r>
+      <w:proofErr w:type="spellStart"/>
+      <w:r>
+        <w:t>about</w:t>
+      </w:r>
+      <w:proofErr w:type="spellEnd"/>
+      <w:r>
+        <w:t xml:space="preserve"> </w:t>
+      </w:r>
+      <w:proofErr w:type="spellStart"/>
+      <w:r>
+        <w:t>vehicles</w:t>
+      </w:r>
+      <w:proofErr w:type="spellEnd"/>
+      <w:r>
+        <w:t xml:space="preserve">, </w:t>
+      </w:r>
+      <w:proofErr w:type="spellStart"/>
+      <w:r>
+        <w:t>customers</w:t>
+      </w:r>
+      <w:proofErr w:type="spellEnd"/>
+      <w:r>
+        <w:t xml:space="preserve">, </w:t>
+      </w:r>
+      <w:proofErr w:type="spellStart"/>
+      <w:r>
+        <w:t>trips</w:t>
+      </w:r>
+      <w:proofErr w:type="spellEnd"/>
+      <w:r>
+        <w:t xml:space="preserve">, </w:t>
+      </w:r>
+      <w:proofErr w:type="spellStart"/>
+      <w:r>
+        <w:t>pricing</w:t>
+      </w:r>
+      <w:proofErr w:type="spellEnd"/>
+      <w:r>
+        <w:t xml:space="preserve">, </w:t>
+      </w:r>
+      <w:proofErr w:type="spellStart"/>
+      <w:r>
+        <w:t>maintenance</w:t>
+      </w:r>
+      <w:proofErr w:type="spellEnd"/>
+      <w:r>
+        <w:t xml:space="preserve">, </w:t>
+      </w:r>
+      <w:proofErr w:type="spellStart"/>
+      <w:r>
+        <w:t>payments</w:t>
+      </w:r>
+      <w:proofErr w:type="spellEnd"/>
+      <w:r>
+        <w:t xml:space="preserve">, </w:t>
+      </w:r>
+      <w:proofErr w:type="spellStart"/>
+      <w:r>
+        <w:t>and</w:t>
+      </w:r>
+      <w:proofErr w:type="spellEnd"/>
+      <w:r>
+        <w:t xml:space="preserve"> </w:t>
+      </w:r>
+      <w:proofErr w:type="spellStart"/>
+      <w:r>
+        <w:t>ratings</w:t>
+      </w:r>
+      <w:proofErr w:type="spellEnd"/>
+      <w:r>
+        <w:t xml:space="preserve"> </w:t>
+      </w:r>
+      <w:proofErr w:type="spellStart"/>
+      <w:r>
+        <w:t>in</w:t>
+      </w:r>
+      <w:proofErr w:type="spellEnd"/>
+      <w:r>
+        <w:t xml:space="preserve"> </w:t>
+      </w:r>
+      <w:proofErr w:type="spellStart"/>
+      <w:r>
+        <w:t>one</w:t>
+      </w:r>
+      <w:proofErr w:type="spellEnd"/>
+      <w:r>
+        <w:t xml:space="preserve"> </w:t>
+      </w:r>
+      <w:proofErr w:type="spellStart"/>
+      <w:r>
+        <w:t>consistent</w:t>
+      </w:r>
+      <w:proofErr w:type="spellEnd"/>
+      <w:r>
+        <w:t xml:space="preserve"> </w:t>
+      </w:r>
+      <w:proofErr w:type="spellStart"/>
+      <w:r>
+        <w:t>structure</w:t>
+      </w:r>
+      <w:proofErr w:type="spellEnd"/>
+      <w:r>
+        <w:t xml:space="preserve">. It </w:t>
+      </w:r>
+      <w:proofErr w:type="spellStart"/>
+      <w:r>
+        <w:t>records</w:t>
+      </w:r>
+      <w:proofErr w:type="spellEnd"/>
+      <w:r>
+        <w:t xml:space="preserve"> </w:t>
+      </w:r>
+      <w:proofErr w:type="spellStart"/>
+      <w:r>
+        <w:t>trip</w:t>
+      </w:r>
+      <w:proofErr w:type="spellEnd"/>
+      <w:r>
+        <w:t xml:space="preserve"> </w:t>
+      </w:r>
+      <w:proofErr w:type="spellStart"/>
+      <w:r>
+        <w:t>details</w:t>
+      </w:r>
+      <w:proofErr w:type="spellEnd"/>
+      <w:r>
+        <w:t xml:space="preserve"> </w:t>
+      </w:r>
+      <w:proofErr w:type="spellStart"/>
+      <w:r>
+        <w:t>and</w:t>
+      </w:r>
+      <w:proofErr w:type="spellEnd"/>
+      <w:r>
+        <w:t xml:space="preserve"> </w:t>
+      </w:r>
+      <w:proofErr w:type="spellStart"/>
+      <w:r>
+        <w:t>vehicle</w:t>
+      </w:r>
+      <w:proofErr w:type="spellEnd"/>
+      <w:r>
+        <w:t xml:space="preserve"> status </w:t>
+      </w:r>
+      <w:proofErr w:type="spellStart"/>
+      <w:r>
+        <w:t>changes</w:t>
+      </w:r>
+      <w:proofErr w:type="spellEnd"/>
+      <w:r>
+        <w:t xml:space="preserve">, </w:t>
+      </w:r>
+      <w:proofErr w:type="spellStart"/>
+      <w:r>
+        <w:t>while</w:t>
+      </w:r>
+      <w:proofErr w:type="spellEnd"/>
+      <w:r>
+        <w:t xml:space="preserve"> </w:t>
+      </w:r>
+      <w:proofErr w:type="spellStart"/>
+      <w:r>
+        <w:t>separate</w:t>
+      </w:r>
+      <w:proofErr w:type="spellEnd"/>
+      <w:r>
+        <w:t xml:space="preserve"> </w:t>
+      </w:r>
+      <w:proofErr w:type="spellStart"/>
+      <w:r>
+        <w:t>pricing</w:t>
+      </w:r>
+      <w:proofErr w:type="spellEnd"/>
+      <w:r>
+        <w:t xml:space="preserve"> </w:t>
+      </w:r>
+      <w:proofErr w:type="spellStart"/>
+      <w:r>
+        <w:t>rules</w:t>
+      </w:r>
+      <w:proofErr w:type="spellEnd"/>
+      <w:r>
+        <w:t xml:space="preserve"> </w:t>
+      </w:r>
+      <w:proofErr w:type="spellStart"/>
+      <w:r>
+        <w:t>allow</w:t>
+      </w:r>
+      <w:proofErr w:type="spellEnd"/>
+      <w:r>
+        <w:t xml:space="preserve"> </w:t>
+      </w:r>
+      <w:proofErr w:type="spellStart"/>
+      <w:r>
+        <w:t>rates</w:t>
+      </w:r>
+      <w:proofErr w:type="spellEnd"/>
+      <w:r>
+        <w:t xml:space="preserve"> to </w:t>
+      </w:r>
+      <w:proofErr w:type="spellStart"/>
+      <w:r>
+        <w:t>depend</w:t>
+      </w:r>
+      <w:proofErr w:type="spellEnd"/>
+      <w:r>
+        <w:t xml:space="preserve"> </w:t>
+      </w:r>
+      <w:proofErr w:type="spellStart"/>
+      <w:r>
+        <w:t>on</w:t>
+      </w:r>
+      <w:proofErr w:type="spellEnd"/>
+      <w:r>
+        <w:t xml:space="preserve"> </w:t>
+      </w:r>
+      <w:proofErr w:type="spellStart"/>
+      <w:r>
+        <w:t>vehicle</w:t>
+      </w:r>
+      <w:proofErr w:type="spellEnd"/>
+      <w:r>
+        <w:t xml:space="preserve"> </w:t>
+      </w:r>
+      <w:proofErr w:type="spellStart"/>
+      <w:r>
+        <w:t>type</w:t>
+      </w:r>
+      <w:proofErr w:type="spellEnd"/>
+      <w:r>
+        <w:t xml:space="preserve">, </w:t>
+      </w:r>
+      <w:proofErr w:type="spellStart"/>
+      <w:r>
+        <w:t>duration</w:t>
+      </w:r>
+      <w:proofErr w:type="spellEnd"/>
+      <w:r>
+        <w:t xml:space="preserve">, </w:t>
+      </w:r>
+      <w:proofErr w:type="spellStart"/>
+      <w:r>
+        <w:t>and</w:t>
+      </w:r>
+      <w:proofErr w:type="spellEnd"/>
+      <w:r>
+        <w:t xml:space="preserve"> </w:t>
+      </w:r>
+      <w:proofErr w:type="spellStart"/>
+      <w:r>
+        <w:t>distance</w:t>
+      </w:r>
+      <w:proofErr w:type="spellEnd"/>
+      <w:r>
+        <w:t>.</w:t>
+      </w:r>
+    </w:p>
+    <w:p>
+      <w:pPr>
+        <w:pStyle w:val="prastasiniatinklio"/>
+      </w:pPr>
+      <w:r>
+        <w:rPr>
+          <w:b/>
+          <w:bCs/>
+        </w:rPr>
+        <w:t xml:space="preserve">- </w:t>
+      </w:r>
+      <w:proofErr w:type="spellStart"/>
+      <w:r>
+        <w:rPr>
+          <w:b/>
+          <w:bCs/>
+        </w:rPr>
+        <w:t>How</w:t>
+      </w:r>
+      <w:proofErr w:type="spellEnd"/>
+      <w:r>
+        <w:rPr>
+          <w:b/>
+          <w:bCs/>
+        </w:rPr>
+        <w:t xml:space="preserve"> </w:t>
+      </w:r>
+      <w:proofErr w:type="spellStart"/>
+      <w:r>
+        <w:rPr>
+          <w:b/>
+          <w:bCs/>
+        </w:rPr>
+        <w:t>will</w:t>
+      </w:r>
+      <w:proofErr w:type="spellEnd"/>
+      <w:r>
+        <w:rPr>
+          <w:b/>
+          <w:bCs/>
+        </w:rPr>
+        <w:t xml:space="preserve"> it </w:t>
+      </w:r>
+      <w:proofErr w:type="spellStart"/>
+      <w:r>
+        <w:rPr>
+          <w:b/>
+          <w:bCs/>
+        </w:rPr>
+        <w:t>ensure</w:t>
+      </w:r>
+      <w:proofErr w:type="spellEnd"/>
+      <w:r>
+        <w:rPr>
+          <w:b/>
+          <w:bCs/>
+        </w:rPr>
+        <w:t xml:space="preserve"> data </w:t>
+      </w:r>
+      <w:proofErr w:type="spellStart"/>
+      <w:r>
+        <w:rPr>
+          <w:b/>
+          <w:bCs/>
+        </w:rPr>
+        <w:t>integrity</w:t>
+      </w:r>
+      <w:proofErr w:type="spellEnd"/>
+      <w:r>
+        <w:rPr>
+          <w:b/>
+          <w:bCs/>
+        </w:rPr>
+        <w:t xml:space="preserve">, </w:t>
+      </w:r>
+      <w:proofErr w:type="spellStart"/>
+      <w:r>
+        <w:rPr>
+          <w:b/>
+          <w:bCs/>
+        </w:rPr>
+        <w:t>consistency</w:t>
+      </w:r>
+      <w:proofErr w:type="spellEnd"/>
+      <w:r>
+        <w:rPr>
+          <w:b/>
+          <w:bCs/>
+        </w:rPr>
+        <w:t xml:space="preserve">, </w:t>
+      </w:r>
+      <w:proofErr w:type="spellStart"/>
+      <w:r>
+        <w:rPr>
+          <w:b/>
+          <w:bCs/>
+        </w:rPr>
+        <w:t>and</w:t>
+      </w:r>
+      <w:proofErr w:type="spellEnd"/>
+      <w:r>
+        <w:rPr>
+          <w:b/>
+          <w:bCs/>
+        </w:rPr>
+        <w:t xml:space="preserve"> </w:t>
+      </w:r>
+      <w:proofErr w:type="spellStart"/>
+      <w:r>
+        <w:rPr>
+          <w:b/>
+          <w:bCs/>
+        </w:rPr>
+        <w:t>traceability</w:t>
+      </w:r>
+      <w:proofErr w:type="spellEnd"/>
+      <w:r>
+        <w:rPr>
+          <w:b/>
+          <w:bCs/>
+        </w:rPr>
+        <w:t>?</w:t>
+      </w:r>
+      <w:r>
+        <w:br/>
+      </w:r>
+      <w:proofErr w:type="spellStart"/>
+      <w:r>
+        <w:t>Primary</w:t>
+      </w:r>
+      <w:proofErr w:type="spellEnd"/>
+      <w:r>
+        <w:t xml:space="preserve"> </w:t>
+      </w:r>
+      <w:proofErr w:type="spellStart"/>
+      <w:r>
+        <w:t>keys</w:t>
+      </w:r>
+      <w:proofErr w:type="spellEnd"/>
+      <w:r>
+        <w:t xml:space="preserve"> </w:t>
+      </w:r>
+      <w:proofErr w:type="spellStart"/>
+      <w:r>
+        <w:t>uniquely</w:t>
+      </w:r>
+      <w:proofErr w:type="spellEnd"/>
+      <w:r>
+        <w:t xml:space="preserve"> </w:t>
+      </w:r>
+      <w:proofErr w:type="spellStart"/>
+      <w:r>
+        <w:t>identify</w:t>
+      </w:r>
+      <w:proofErr w:type="spellEnd"/>
+      <w:r>
+        <w:t xml:space="preserve"> </w:t>
+      </w:r>
+      <w:proofErr w:type="spellStart"/>
+      <w:r>
+        <w:t>records</w:t>
+      </w:r>
+      <w:proofErr w:type="spellEnd"/>
+      <w:r>
+        <w:t xml:space="preserve">, </w:t>
+      </w:r>
+      <w:proofErr w:type="spellStart"/>
+      <w:r>
+        <w:t>and</w:t>
+      </w:r>
+      <w:proofErr w:type="spellEnd"/>
+      <w:r>
+        <w:t xml:space="preserve"> </w:t>
+      </w:r>
+      <w:proofErr w:type="spellStart"/>
+      <w:r>
+        <w:t>foreign</w:t>
+      </w:r>
+      <w:proofErr w:type="spellEnd"/>
+      <w:r>
+        <w:t xml:space="preserve"> </w:t>
+      </w:r>
+      <w:proofErr w:type="spellStart"/>
+      <w:r>
+        <w:t>keys</w:t>
+      </w:r>
+      <w:proofErr w:type="spellEnd"/>
+      <w:r>
+        <w:t xml:space="preserve"> </w:t>
+      </w:r>
+      <w:proofErr w:type="spellStart"/>
+      <w:r>
+        <w:t>ensure</w:t>
+      </w:r>
+      <w:proofErr w:type="spellEnd"/>
+      <w:r>
+        <w:t xml:space="preserve"> </w:t>
+      </w:r>
+      <w:proofErr w:type="spellStart"/>
+      <w:r>
+        <w:t>that</w:t>
+      </w:r>
+      <w:proofErr w:type="spellEnd"/>
+      <w:r>
+        <w:t xml:space="preserve"> </w:t>
+      </w:r>
+      <w:proofErr w:type="spellStart"/>
+      <w:r>
+        <w:t>related</w:t>
+      </w:r>
+      <w:proofErr w:type="spellEnd"/>
+      <w:r>
+        <w:t xml:space="preserve"> </w:t>
+      </w:r>
+      <w:proofErr w:type="spellStart"/>
+      <w:r>
+        <w:t>records</w:t>
+      </w:r>
+      <w:proofErr w:type="spellEnd"/>
+      <w:r>
+        <w:t xml:space="preserve"> </w:t>
+      </w:r>
+      <w:proofErr w:type="spellStart"/>
+      <w:r>
+        <w:t>refer</w:t>
+      </w:r>
+      <w:proofErr w:type="spellEnd"/>
+      <w:r>
+        <w:t xml:space="preserve"> to </w:t>
+      </w:r>
+      <w:proofErr w:type="spellStart"/>
+      <w:r>
+        <w:t>existing</w:t>
+      </w:r>
+      <w:proofErr w:type="spellEnd"/>
+      <w:r>
+        <w:t xml:space="preserve"> </w:t>
+      </w:r>
+      <w:proofErr w:type="spellStart"/>
+      <w:r>
+        <w:t>entities</w:t>
+      </w:r>
+      <w:proofErr w:type="spellEnd"/>
+      <w:r>
+        <w:t xml:space="preserve">. </w:t>
+      </w:r>
+      <w:proofErr w:type="spellStart"/>
+      <w:r>
+        <w:t>Unique</w:t>
+      </w:r>
+      <w:proofErr w:type="spellEnd"/>
+      <w:r>
+        <w:t xml:space="preserve"> </w:t>
+      </w:r>
+      <w:proofErr w:type="spellStart"/>
+      <w:r>
+        <w:t>constraints</w:t>
+      </w:r>
+      <w:proofErr w:type="spellEnd"/>
+      <w:r>
+        <w:t xml:space="preserve"> </w:t>
+      </w:r>
+      <w:proofErr w:type="spellStart"/>
+      <w:r>
+        <w:t>and</w:t>
+      </w:r>
+      <w:proofErr w:type="spellEnd"/>
+      <w:r>
+        <w:t xml:space="preserve"> </w:t>
+      </w:r>
+      <w:proofErr w:type="spellStart"/>
+      <w:r>
+        <w:t>check</w:t>
+      </w:r>
+      <w:proofErr w:type="spellEnd"/>
+      <w:r>
+        <w:t xml:space="preserve"> </w:t>
+      </w:r>
+      <w:proofErr w:type="spellStart"/>
+      <w:r>
+        <w:t>constraints</w:t>
+      </w:r>
+      <w:proofErr w:type="spellEnd"/>
+      <w:r>
+        <w:t xml:space="preserve"> </w:t>
+      </w:r>
+      <w:proofErr w:type="spellStart"/>
+      <w:r>
+        <w:t>prevent</w:t>
+      </w:r>
+      <w:proofErr w:type="spellEnd"/>
+      <w:r>
+        <w:t xml:space="preserve"> </w:t>
+      </w:r>
+      <w:proofErr w:type="spellStart"/>
+      <w:r>
+        <w:t>duplicate</w:t>
+      </w:r>
+      <w:proofErr w:type="spellEnd"/>
+      <w:r>
+        <w:t xml:space="preserve"> </w:t>
+      </w:r>
+      <w:proofErr w:type="spellStart"/>
+      <w:r>
+        <w:t>vehicle</w:t>
+      </w:r>
+      <w:proofErr w:type="spellEnd"/>
+      <w:r>
+        <w:t xml:space="preserve"> </w:t>
+      </w:r>
+      <w:proofErr w:type="spellStart"/>
+      <w:r>
+        <w:t>types</w:t>
+      </w:r>
+      <w:proofErr w:type="spellEnd"/>
+      <w:r>
+        <w:t xml:space="preserve"> </w:t>
+      </w:r>
+      <w:proofErr w:type="spellStart"/>
+      <w:r>
+        <w:t>and</w:t>
+      </w:r>
+      <w:proofErr w:type="spellEnd"/>
+      <w:r>
+        <w:t xml:space="preserve"> </w:t>
+      </w:r>
+      <w:proofErr w:type="spellStart"/>
+      <w:r>
+        <w:t>invalid</w:t>
+      </w:r>
+      <w:proofErr w:type="spellEnd"/>
+      <w:r>
+        <w:t xml:space="preserve"> </w:t>
+      </w:r>
+      <w:proofErr w:type="spellStart"/>
+      <w:r>
+        <w:t>values</w:t>
+      </w:r>
+      <w:proofErr w:type="spellEnd"/>
+      <w:r>
+        <w:t xml:space="preserve">, </w:t>
+      </w:r>
+      <w:proofErr w:type="spellStart"/>
+      <w:r>
+        <w:t>such</w:t>
+      </w:r>
+      <w:proofErr w:type="spellEnd"/>
+      <w:r>
+        <w:t xml:space="preserve"> </w:t>
+      </w:r>
+      <w:proofErr w:type="spellStart"/>
+      <w:r>
+        <w:t>as</w:t>
+      </w:r>
+      <w:proofErr w:type="spellEnd"/>
+      <w:r>
+        <w:t xml:space="preserve"> </w:t>
+      </w:r>
+      <w:proofErr w:type="spellStart"/>
+      <w:r>
+        <w:t>negative</w:t>
+      </w:r>
+      <w:proofErr w:type="spellEnd"/>
+      <w:r>
+        <w:t xml:space="preserve"> </w:t>
+      </w:r>
+      <w:proofErr w:type="spellStart"/>
+      <w:r>
+        <w:t>costs</w:t>
+      </w:r>
+      <w:proofErr w:type="spellEnd"/>
+      <w:r>
+        <w:t xml:space="preserve"> </w:t>
+      </w:r>
+      <w:proofErr w:type="spellStart"/>
+      <w:r>
+        <w:t>or</w:t>
+      </w:r>
+      <w:proofErr w:type="spellEnd"/>
+      <w:r>
+        <w:t xml:space="preserve"> </w:t>
+      </w:r>
+      <w:proofErr w:type="spellStart"/>
+      <w:r>
+        <w:t>invalid</w:t>
+      </w:r>
+      <w:proofErr w:type="spellEnd"/>
+      <w:r>
+        <w:t xml:space="preserve"> </w:t>
+      </w:r>
+      <w:proofErr w:type="spellStart"/>
+      <w:r>
+        <w:t>time</w:t>
+      </w:r>
+      <w:proofErr w:type="spellEnd"/>
+      <w:r>
+        <w:t xml:space="preserve"> </w:t>
+      </w:r>
+      <w:proofErr w:type="spellStart"/>
+      <w:r>
+        <w:t>intervals</w:t>
+      </w:r>
+      <w:proofErr w:type="spellEnd"/>
+      <w:r>
+        <w:t>.</w:t>
+      </w:r>
+    </w:p>
+    <w:p>
+      <w:pPr>
+        <w:pStyle w:val="prastasiniatinklio"/>
+      </w:pPr>
+      <w:r>
+        <w:rPr>
+          <w:b/>
+          <w:bCs/>
+        </w:rPr>
+        <w:t xml:space="preserve">- </w:t>
+      </w:r>
+      <w:proofErr w:type="spellStart"/>
+      <w:r>
+        <w:rPr>
+          <w:b/>
+          <w:bCs/>
+        </w:rPr>
+        <w:t>How</w:t>
+      </w:r>
+      <w:proofErr w:type="spellEnd"/>
+      <w:r>
+        <w:rPr>
+          <w:b/>
+          <w:bCs/>
+        </w:rPr>
+        <w:t xml:space="preserve"> </w:t>
+      </w:r>
+      <w:proofErr w:type="spellStart"/>
+      <w:r>
+        <w:rPr>
+          <w:b/>
+          <w:bCs/>
+        </w:rPr>
+        <w:t>does</w:t>
+      </w:r>
+      <w:proofErr w:type="spellEnd"/>
+      <w:r>
+        <w:rPr>
+          <w:b/>
+          <w:bCs/>
+        </w:rPr>
+        <w:t xml:space="preserve"> </w:t>
+      </w:r>
+      <w:proofErr w:type="spellStart"/>
+      <w:r>
+        <w:rPr>
+          <w:b/>
+          <w:bCs/>
+        </w:rPr>
+        <w:t>the</w:t>
+      </w:r>
+      <w:proofErr w:type="spellEnd"/>
+      <w:r>
+        <w:rPr>
+          <w:b/>
+          <w:bCs/>
+        </w:rPr>
+        <w:t xml:space="preserve"> </w:t>
+      </w:r>
+      <w:proofErr w:type="spellStart"/>
+      <w:r>
+        <w:rPr>
+          <w:b/>
+          <w:bCs/>
+        </w:rPr>
+        <w:t>model</w:t>
+      </w:r>
+      <w:proofErr w:type="spellEnd"/>
+      <w:r>
+        <w:rPr>
+          <w:b/>
+          <w:bCs/>
+        </w:rPr>
+        <w:t xml:space="preserve"> </w:t>
+      </w:r>
+      <w:proofErr w:type="spellStart"/>
+      <w:r>
+        <w:rPr>
+          <w:b/>
+          <w:bCs/>
+        </w:rPr>
+        <w:t>store</w:t>
+      </w:r>
+      <w:proofErr w:type="spellEnd"/>
+      <w:r>
+        <w:rPr>
+          <w:b/>
+          <w:bCs/>
+        </w:rPr>
+        <w:t xml:space="preserve"> </w:t>
+      </w:r>
+      <w:proofErr w:type="spellStart"/>
+      <w:r>
+        <w:rPr>
+          <w:b/>
+          <w:bCs/>
+        </w:rPr>
+        <w:t>the</w:t>
+      </w:r>
+      <w:proofErr w:type="spellEnd"/>
+      <w:r>
+        <w:rPr>
+          <w:b/>
+          <w:bCs/>
+        </w:rPr>
+        <w:t xml:space="preserve"> </w:t>
+      </w:r>
+      <w:proofErr w:type="spellStart"/>
+      <w:r>
+        <w:rPr>
+          <w:b/>
+          <w:bCs/>
+        </w:rPr>
+        <w:t>history</w:t>
+      </w:r>
+      <w:proofErr w:type="spellEnd"/>
+      <w:r>
+        <w:rPr>
+          <w:b/>
+          <w:bCs/>
+        </w:rPr>
+        <w:t xml:space="preserve"> </w:t>
+      </w:r>
+      <w:proofErr w:type="spellStart"/>
+      <w:r>
+        <w:rPr>
+          <w:b/>
+          <w:bCs/>
+        </w:rPr>
         <w:t>of</w:t>
       </w:r>
       <w:proofErr w:type="spellEnd"/>
       <w:r>
-        <w:t xml:space="preserve"> </w:t>
-      </w:r>
-      <w:proofErr w:type="spellStart"/>
-      <w:r>
+        <w:rPr>
+          <w:b/>
+          <w:bCs/>
+        </w:rPr>
+        <w:t xml:space="preserve"> </w:t>
+      </w:r>
+      <w:proofErr w:type="spellStart"/>
+      <w:r>
+        <w:rPr>
+          <w:b/>
+          <w:bCs/>
+        </w:rPr>
+        <w:t>changes</w:t>
+      </w:r>
+      <w:proofErr w:type="spellEnd"/>
+      <w:r>
+        <w:rPr>
+          <w:b/>
+          <w:bCs/>
+        </w:rPr>
+        <w:t>?</w:t>
+      </w:r>
+      <w:r>
+        <w:rPr>
+          <w:b/>
+          <w:bCs/>
+        </w:rPr>
+        <w:br/>
+      </w:r>
+      <w:proofErr w:type="spellStart"/>
+      <w:r>
+        <w:rPr>
+          <w:rStyle w:val="HTMLkodas"/>
+        </w:rPr>
+        <w:t>VehicleStatusHistory</w:t>
+      </w:r>
+      <w:proofErr w:type="spellEnd"/>
+      <w:r>
+        <w:t xml:space="preserve"> </w:t>
+      </w:r>
+      <w:proofErr w:type="spellStart"/>
+      <w:r>
+        <w:t>stores</w:t>
+      </w:r>
+      <w:proofErr w:type="spellEnd"/>
+      <w:r>
+        <w:t xml:space="preserve"> </w:t>
+      </w:r>
+      <w:proofErr w:type="spellStart"/>
+      <w:r>
+        <w:t>vehicle</w:t>
+      </w:r>
+      <w:proofErr w:type="spellEnd"/>
+      <w:r>
+        <w:t xml:space="preserve"> status </w:t>
+      </w:r>
+      <w:proofErr w:type="spellStart"/>
+      <w:r>
+        <w:t>changes</w:t>
+      </w:r>
+      <w:proofErr w:type="spellEnd"/>
+      <w:r>
+        <w:t xml:space="preserve"> </w:t>
+      </w:r>
+      <w:proofErr w:type="spellStart"/>
+      <w:r>
+        <w:t>with</w:t>
+      </w:r>
+      <w:proofErr w:type="spellEnd"/>
+      <w:r>
+        <w:t xml:space="preserve"> </w:t>
+      </w:r>
+      <w:proofErr w:type="spellStart"/>
+      <w:r>
+        <w:t>timestamps</w:t>
+      </w:r>
+      <w:proofErr w:type="spellEnd"/>
+      <w:r>
+        <w:t xml:space="preserve">, </w:t>
+      </w:r>
+      <w:proofErr w:type="spellStart"/>
+      <w:r>
+        <w:t>while</w:t>
+      </w:r>
+      <w:proofErr w:type="spellEnd"/>
+      <w:r>
+        <w:t xml:space="preserve"> </w:t>
+      </w:r>
+      <w:proofErr w:type="spellStart"/>
+      <w:r>
+        <w:rPr>
+          <w:rStyle w:val="HTMLkodas"/>
+        </w:rPr>
+        <w:t>ServiceRecord</w:t>
+      </w:r>
+      <w:proofErr w:type="spellEnd"/>
+      <w:r>
+        <w:t xml:space="preserve"> </w:t>
+      </w:r>
+      <w:proofErr w:type="spellStart"/>
+      <w:r>
+        <w:t>keeps</w:t>
+      </w:r>
+      <w:proofErr w:type="spellEnd"/>
+      <w:r>
+        <w:t xml:space="preserve"> </w:t>
+      </w:r>
+      <w:proofErr w:type="spellStart"/>
+      <w:r>
+        <w:t>maintenance</w:t>
+      </w:r>
+      <w:proofErr w:type="spellEnd"/>
+      <w:r>
+        <w:t xml:space="preserve"> </w:t>
+      </w:r>
+      <w:proofErr w:type="spellStart"/>
+      <w:r>
+        <w:t>and</w:t>
+      </w:r>
+      <w:proofErr w:type="spellEnd"/>
+      <w:r>
+        <w:t xml:space="preserve"> </w:t>
+      </w:r>
+      <w:proofErr w:type="spellStart"/>
+      <w:r>
+        <w:t>inspection</w:t>
+      </w:r>
+      <w:proofErr w:type="spellEnd"/>
+      <w:r>
+        <w:t xml:space="preserve"> </w:t>
+      </w:r>
+      <w:proofErr w:type="spellStart"/>
+      <w:r>
+        <w:t>records</w:t>
+      </w:r>
+      <w:proofErr w:type="spellEnd"/>
+      <w:r>
+        <w:t xml:space="preserve">. </w:t>
+      </w:r>
+      <w:proofErr w:type="spellStart"/>
+      <w:r>
+        <w:t>New</w:t>
+      </w:r>
+      <w:proofErr w:type="spellEnd"/>
+      <w:r>
+        <w:t xml:space="preserve"> </w:t>
+      </w:r>
+      <w:proofErr w:type="spellStart"/>
+      <w:r>
+        <w:t>history</w:t>
+      </w:r>
+      <w:proofErr w:type="spellEnd"/>
+      <w:r>
+        <w:t xml:space="preserve"> </w:t>
+      </w:r>
+      <w:proofErr w:type="spellStart"/>
+      <w:r>
+        <w:t>records</w:t>
+      </w:r>
+      <w:proofErr w:type="spellEnd"/>
+      <w:r>
+        <w:t xml:space="preserve"> </w:t>
+      </w:r>
+      <w:proofErr w:type="spellStart"/>
+      <w:r>
+        <w:t>should</w:t>
+      </w:r>
+      <w:proofErr w:type="spellEnd"/>
+      <w:r>
+        <w:t xml:space="preserve"> be </w:t>
+      </w:r>
+      <w:proofErr w:type="spellStart"/>
+      <w:r>
+        <w:t>inserted</w:t>
+      </w:r>
+      <w:proofErr w:type="spellEnd"/>
+      <w:r>
+        <w:t xml:space="preserve"> </w:t>
+      </w:r>
+      <w:proofErr w:type="spellStart"/>
+      <w:r>
+        <w:t>rather</w:t>
+      </w:r>
+      <w:proofErr w:type="spellEnd"/>
+      <w:r>
+        <w:t xml:space="preserve"> </w:t>
+      </w:r>
+      <w:proofErr w:type="spellStart"/>
+      <w:r>
+        <w:t>than</w:t>
+      </w:r>
+      <w:proofErr w:type="spellEnd"/>
+      <w:r>
+        <w:t xml:space="preserve"> </w:t>
+      </w:r>
+      <w:proofErr w:type="spellStart"/>
+      <w:r>
+        <w:t>overwriting</w:t>
+      </w:r>
+      <w:proofErr w:type="spellEnd"/>
+      <w:r>
+        <w:t xml:space="preserve"> </w:t>
+      </w:r>
+      <w:proofErr w:type="spellStart"/>
+      <w:r>
+        <w:t>previous</w:t>
+      </w:r>
+      <w:proofErr w:type="spellEnd"/>
+      <w:r>
+        <w:t xml:space="preserve"> </w:t>
+      </w:r>
+      <w:proofErr w:type="spellStart"/>
+      <w:r>
+        <w:t>ones</w:t>
+      </w:r>
+      <w:proofErr w:type="spellEnd"/>
+      <w:r>
+        <w:t xml:space="preserve">. </w:t>
+      </w:r>
+      <w:proofErr w:type="spellStart"/>
+      <w:r>
+        <w:t>Effective</w:t>
+      </w:r>
+      <w:proofErr w:type="spellEnd"/>
+      <w:r>
+        <w:t xml:space="preserve"> </w:t>
+      </w:r>
+      <w:proofErr w:type="spellStart"/>
+      <w:r>
+        <w:t>dates</w:t>
+      </w:r>
+      <w:proofErr w:type="spellEnd"/>
+      <w:r>
+        <w:t xml:space="preserve"> </w:t>
+      </w:r>
+      <w:proofErr w:type="spellStart"/>
+      <w:r>
+        <w:t>in</w:t>
+      </w:r>
+      <w:proofErr w:type="spellEnd"/>
+      <w:r>
+        <w:t xml:space="preserve"> </w:t>
+      </w:r>
+      <w:proofErr w:type="spellStart"/>
+      <w:r>
+        <w:rPr>
+          <w:rStyle w:val="HTMLkodas"/>
+        </w:rPr>
+        <w:t>PricingRule</w:t>
+      </w:r>
+      <w:proofErr w:type="spellEnd"/>
+      <w:r>
+        <w:t xml:space="preserve"> </w:t>
+      </w:r>
+      <w:proofErr w:type="spellStart"/>
+      <w:r>
+        <w:t>help</w:t>
+      </w:r>
+      <w:proofErr w:type="spellEnd"/>
+      <w:r>
+        <w:t xml:space="preserve"> </w:t>
+      </w:r>
+      <w:proofErr w:type="spellStart"/>
+      <w:r>
+        <w:t>explain</w:t>
+      </w:r>
+      <w:proofErr w:type="spellEnd"/>
+      <w:r>
+        <w:t xml:space="preserve"> </w:t>
+      </w:r>
+      <w:proofErr w:type="spellStart"/>
+      <w:r>
+        <w:t>which</w:t>
+      </w:r>
+      <w:proofErr w:type="spellEnd"/>
+      <w:r>
+        <w:t xml:space="preserve"> </w:t>
+      </w:r>
+      <w:proofErr w:type="spellStart"/>
+      <w:r>
+        <w:t>rates</w:t>
+      </w:r>
+      <w:proofErr w:type="spellEnd"/>
+      <w:r>
+        <w:t xml:space="preserve"> </w:t>
+      </w:r>
+      <w:proofErr w:type="spellStart"/>
+      <w:r>
+        <w:t>applied</w:t>
+      </w:r>
+      <w:proofErr w:type="spellEnd"/>
+      <w:r>
+        <w:t xml:space="preserve"> </w:t>
+      </w:r>
+      <w:proofErr w:type="spellStart"/>
+      <w:r>
+        <w:t>during</w:t>
+      </w:r>
+      <w:proofErr w:type="spellEnd"/>
+      <w:r>
+        <w:t xml:space="preserve"> a </w:t>
+      </w:r>
+      <w:proofErr w:type="spellStart"/>
+      <w:r>
+        <w:t>particular</w:t>
+      </w:r>
+      <w:proofErr w:type="spellEnd"/>
+      <w:r>
+        <w:t xml:space="preserve"> </w:t>
+      </w:r>
+      <w:proofErr w:type="spellStart"/>
+      <w:r>
+        <w:t>period</w:t>
+      </w:r>
+      <w:proofErr w:type="spellEnd"/>
+      <w:r>
+        <w:t>.</w:t>
+      </w:r>
+    </w:p>
+    <w:p>
+      <w:pPr>
+        <w:pStyle w:val="prastasiniatinklio"/>
+      </w:pPr>
+      <w:r>
+        <w:rPr>
+          <w:b/>
+          <w:bCs/>
+          <w:i/>
+          <w:iCs/>
+        </w:rPr>
+        <w:t>P.S</w:t>
+      </w:r>
+      <w:r>
+        <w:t xml:space="preserve">. </w:t>
+      </w:r>
+      <w:r>
+        <w:rPr>
+          <w:lang w:val="en-US"/>
+        </w:rPr>
+        <w:t xml:space="preserve">Historical information is preserved only if the application inserts new history records instead of overwriting previous ones. The current </w:t>
+      </w:r>
+      <w:proofErr w:type="gramStart"/>
+      <w:r>
+        <w:rPr>
+          <w:lang w:val="en-US"/>
+        </w:rPr>
+        <w:t>schema</w:t>
+      </w:r>
+      <w:proofErr w:type="gramEnd"/>
+      <w:r>
+        <w:rPr>
+          <w:lang w:val="en-US"/>
+        </w:rPr>
+        <w:t xml:space="preserve"> supports this </w:t>
+      </w:r>
+      <w:proofErr w:type="gramStart"/>
+      <w:r>
+        <w:rPr>
+          <w:lang w:val="en-US"/>
+        </w:rPr>
+        <w:t>approach, but</w:t>
+      </w:r>
+      <w:proofErr w:type="gramEnd"/>
+      <w:r>
+        <w:rPr>
+          <w:lang w:val="en-US"/>
+        </w:rPr>
+        <w:t xml:space="preserve"> does </w:t>
+      </w:r>
+      <w:proofErr w:type="gramStart"/>
+      <w:r>
+        <w:rPr>
+          <w:lang w:val="en-US"/>
+        </w:rPr>
+        <w:t>not itself</w:t>
+      </w:r>
+      <w:proofErr w:type="gramEnd"/>
+      <w:r>
+        <w:rPr>
+          <w:lang w:val="en-US"/>
+        </w:rPr>
+        <w:t xml:space="preserve"> prevent existing history records from being updated or deleted.</w:t>
+      </w:r>
+    </w:p>
+    <w:p>
+      <w:pPr>
+        <w:pStyle w:val="prastasiniatinklio"/>
+      </w:pPr>
+      <w:r>
+        <w:rPr>
+          <w:b/>
+          <w:bCs/>
+        </w:rPr>
+        <w:t xml:space="preserve">- </w:t>
+      </w:r>
+      <w:proofErr w:type="spellStart"/>
+      <w:r>
+        <w:rPr>
+          <w:b/>
+          <w:bCs/>
+        </w:rPr>
+        <w:t>How</w:t>
+      </w:r>
+      <w:proofErr w:type="spellEnd"/>
+      <w:r>
+        <w:rPr>
+          <w:b/>
+          <w:bCs/>
+        </w:rPr>
+        <w:t xml:space="preserve"> </w:t>
+      </w:r>
+      <w:proofErr w:type="spellStart"/>
+      <w:r>
+        <w:rPr>
+          <w:b/>
+          <w:bCs/>
+        </w:rPr>
+        <w:t>does</w:t>
+      </w:r>
+      <w:proofErr w:type="spellEnd"/>
+      <w:r>
+        <w:rPr>
+          <w:b/>
+          <w:bCs/>
+        </w:rPr>
+        <w:t xml:space="preserve"> </w:t>
+      </w:r>
+      <w:proofErr w:type="spellStart"/>
+      <w:r>
+        <w:rPr>
+          <w:b/>
+          <w:bCs/>
+        </w:rPr>
         <w:t>the</w:t>
       </w:r>
       <w:proofErr w:type="spellEnd"/>
       <w:r>
-        <w:t xml:space="preserve"> </w:t>
-      </w:r>
-      <w:proofErr w:type="spellStart"/>
-      <w:r>
-        <w:t>database</w:t>
-      </w:r>
-      <w:proofErr w:type="spellEnd"/>
-      <w:r>
-        <w:t xml:space="preserve"> </w:t>
-      </w:r>
-      <w:proofErr w:type="spellStart"/>
-      <w:r>
-        <w:t>is</w:t>
-      </w:r>
-      <w:proofErr w:type="spellEnd"/>
-      <w:r>
+        <w:rPr>
+          <w:b/>
+          <w:bCs/>
+        </w:rPr>
+        <w:t xml:space="preserve"> </w:t>
+      </w:r>
+      <w:proofErr w:type="spellStart"/>
+      <w:r>
+        <w:rPr>
+          <w:b/>
+          <w:bCs/>
+        </w:rPr>
+        <w:t>structure</w:t>
+      </w:r>
+      <w:proofErr w:type="spellEnd"/>
+      <w:r>
+        <w:rPr>
+          <w:b/>
+          <w:bCs/>
+        </w:rPr>
+        <w:t xml:space="preserve"> </w:t>
+      </w:r>
+      <w:proofErr w:type="spellStart"/>
+      <w:r>
+        <w:rPr>
+          <w:b/>
+          <w:bCs/>
+        </w:rPr>
+        <w:t>allow</w:t>
+      </w:r>
+      <w:proofErr w:type="spellEnd"/>
+      <w:r>
+        <w:rPr>
+          <w:b/>
+          <w:bCs/>
+        </w:rPr>
+        <w:t xml:space="preserve"> </w:t>
+      </w:r>
+      <w:proofErr w:type="spellStart"/>
+      <w:r>
+        <w:rPr>
+          <w:b/>
+          <w:bCs/>
+        </w:rPr>
+        <w:t>the</w:t>
+      </w:r>
+      <w:proofErr w:type="spellEnd"/>
+      <w:r>
+        <w:rPr>
+          <w:b/>
+          <w:bCs/>
+        </w:rPr>
+        <w:t xml:space="preserve"> </w:t>
+      </w:r>
+      <w:proofErr w:type="spellStart"/>
+      <w:r>
+        <w:rPr>
+          <w:b/>
+          <w:bCs/>
+        </w:rPr>
+        <w:t>system</w:t>
+      </w:r>
+      <w:proofErr w:type="spellEnd"/>
+      <w:r>
+        <w:rPr>
+          <w:b/>
+          <w:bCs/>
+        </w:rPr>
         <w:t xml:space="preserve"> to </w:t>
       </w:r>
       <w:proofErr w:type="spellStart"/>
       <w:r>
-        <w:t>help</w:t>
+        <w:rPr>
+          <w:b/>
+          <w:bCs/>
+        </w:rPr>
+        <w:t>scale</w:t>
+      </w:r>
+      <w:proofErr w:type="spellEnd"/>
+      <w:r>
+        <w:rPr>
+          <w:b/>
+          <w:bCs/>
+        </w:rPr>
+        <w:t xml:space="preserve"> </w:t>
+      </w:r>
+      <w:proofErr w:type="spellStart"/>
+      <w:r>
+        <w:rPr>
+          <w:b/>
+          <w:bCs/>
+        </w:rPr>
+        <w:t>without</w:t>
+      </w:r>
+      <w:proofErr w:type="spellEnd"/>
+      <w:r>
+        <w:rPr>
+          <w:b/>
+          <w:bCs/>
+        </w:rPr>
+        <w:t xml:space="preserve"> </w:t>
+      </w:r>
+      <w:proofErr w:type="spellStart"/>
+      <w:r>
+        <w:rPr>
+          <w:b/>
+          <w:bCs/>
+        </w:rPr>
+        <w:t>major</w:t>
+      </w:r>
+      <w:proofErr w:type="spellEnd"/>
+      <w:r>
+        <w:rPr>
+          <w:b/>
+          <w:bCs/>
+        </w:rPr>
+        <w:t xml:space="preserve"> </w:t>
+      </w:r>
+      <w:proofErr w:type="spellStart"/>
+      <w:r>
+        <w:rPr>
+          <w:b/>
+          <w:bCs/>
+        </w:rPr>
+        <w:t>redesign</w:t>
+      </w:r>
+      <w:proofErr w:type="spellEnd"/>
+      <w:r>
+        <w:rPr>
+          <w:b/>
+          <w:bCs/>
+        </w:rPr>
+        <w:t>?</w:t>
+      </w:r>
+      <w:r>
+        <w:rPr>
+          <w:b/>
+          <w:bCs/>
+        </w:rPr>
+        <w:br/>
+      </w:r>
+      <w:proofErr w:type="spellStart"/>
+      <w:r>
+        <w:t>Separate</w:t>
+      </w:r>
+      <w:proofErr w:type="spellEnd"/>
+      <w:r>
+        <w:t xml:space="preserve"> </w:t>
+      </w:r>
+      <w:proofErr w:type="spellStart"/>
+      <w:r>
+        <w:t>tables</w:t>
+      </w:r>
+      <w:proofErr w:type="spellEnd"/>
+      <w:r>
+        <w:t xml:space="preserve"> </w:t>
+      </w:r>
+      <w:proofErr w:type="spellStart"/>
+      <w:r>
+        <w:t>allow</w:t>
+      </w:r>
+      <w:proofErr w:type="spellEnd"/>
+      <w:r>
+        <w:t xml:space="preserve"> </w:t>
+      </w:r>
+      <w:proofErr w:type="spellStart"/>
+      <w:r>
+        <w:t>new</w:t>
+      </w:r>
+      <w:proofErr w:type="spellEnd"/>
+      <w:r>
+        <w:t xml:space="preserve"> </w:t>
+      </w:r>
+      <w:proofErr w:type="spellStart"/>
+      <w:r>
+        <w:t>vehicles</w:t>
+      </w:r>
+      <w:proofErr w:type="spellEnd"/>
+      <w:r>
+        <w:t xml:space="preserve">, </w:t>
+      </w:r>
+      <w:proofErr w:type="spellStart"/>
+      <w:r>
+        <w:t>customers</w:t>
+      </w:r>
+      <w:proofErr w:type="spellEnd"/>
+      <w:r>
+        <w:t xml:space="preserve">, </w:t>
+      </w:r>
+      <w:proofErr w:type="spellStart"/>
+      <w:r>
+        <w:t>employees</w:t>
+      </w:r>
+      <w:proofErr w:type="spellEnd"/>
+      <w:r>
+        <w:t xml:space="preserve">, </w:t>
+      </w:r>
+      <w:proofErr w:type="spellStart"/>
+      <w:r>
+        <w:t>trips</w:t>
+      </w:r>
+      <w:proofErr w:type="spellEnd"/>
+      <w:r>
+        <w:t xml:space="preserve">, </w:t>
+      </w:r>
+      <w:proofErr w:type="spellStart"/>
+      <w:r>
+        <w:t>and</w:t>
+      </w:r>
+      <w:proofErr w:type="spellEnd"/>
+      <w:r>
+        <w:t xml:space="preserve"> </w:t>
+      </w:r>
+      <w:proofErr w:type="spellStart"/>
+      <w:r>
+        <w:t>pricing</w:t>
+      </w:r>
+      <w:proofErr w:type="spellEnd"/>
+      <w:r>
+        <w:t xml:space="preserve"> </w:t>
+      </w:r>
+      <w:proofErr w:type="spellStart"/>
+      <w:r>
+        <w:t>rules</w:t>
+      </w:r>
+      <w:proofErr w:type="spellEnd"/>
+      <w:r>
+        <w:t xml:space="preserve"> to be </w:t>
+      </w:r>
+      <w:proofErr w:type="spellStart"/>
+      <w:r>
+        <w:t>added</w:t>
+      </w:r>
+      <w:proofErr w:type="spellEnd"/>
+      <w:r>
+        <w:t xml:space="preserve"> </w:t>
+      </w:r>
+      <w:proofErr w:type="spellStart"/>
+      <w:r>
+        <w:t>without</w:t>
+      </w:r>
+      <w:proofErr w:type="spellEnd"/>
+      <w:r>
+        <w:t xml:space="preserve"> </w:t>
+      </w:r>
+      <w:proofErr w:type="spellStart"/>
+      <w:r>
+        <w:t>redesigning</w:t>
       </w:r>
       <w:proofErr w:type="spellEnd"/>
       <w:r>
@@ -1021,47 +2670,342 @@
       </w:r>
       <w:proofErr w:type="spellStart"/>
       <w:r>
-        <w:t>Car</w:t>
-      </w:r>
-      <w:proofErr w:type="spellEnd"/>
-      <w:r>
-        <w:t xml:space="preserve"> </w:t>
-      </w:r>
-      <w:proofErr w:type="spellStart"/>
-      <w:r>
-        <w:t>Sharing</w:t>
-      </w:r>
-      <w:proofErr w:type="spellEnd"/>
-      <w:r>
-        <w:t xml:space="preserve"> </w:t>
-      </w:r>
-      <w:proofErr w:type="spellStart"/>
-      <w:r>
-        <w:t>Service</w:t>
-      </w:r>
-      <w:proofErr w:type="spellEnd"/>
-      <w:r>
-        <w:t xml:space="preserve"> </w:t>
-      </w:r>
-      <w:proofErr w:type="spellStart"/>
-      <w:r>
-        <w:t>manage</w:t>
-      </w:r>
-      <w:proofErr w:type="spellEnd"/>
-      <w:r>
-        <w:t xml:space="preserve"> </w:t>
-      </w:r>
-      <w:proofErr w:type="spellStart"/>
-      <w:r>
-        <w:t>its</w:t>
-      </w:r>
-      <w:proofErr w:type="spellEnd"/>
-      <w:r>
-        <w:t xml:space="preserve"> </w:t>
-      </w:r>
-      <w:proofErr w:type="spellStart"/>
-      <w:r>
-        <w:t>vehicles</w:t>
+        <w:t>entire</w:t>
+      </w:r>
+      <w:proofErr w:type="spellEnd"/>
+      <w:r>
+        <w:t xml:space="preserve"> </w:t>
+      </w:r>
+      <w:proofErr w:type="spellStart"/>
+      <w:r>
+        <w:t>model</w:t>
+      </w:r>
+      <w:proofErr w:type="spellEnd"/>
+      <w:r>
+        <w:t xml:space="preserve">. </w:t>
+      </w:r>
+      <w:proofErr w:type="spellStart"/>
+      <w:r>
+        <w:t>Storing</w:t>
+      </w:r>
+      <w:proofErr w:type="spellEnd"/>
+      <w:r>
+        <w:t xml:space="preserve"> </w:t>
+      </w:r>
+      <w:proofErr w:type="spellStart"/>
+      <w:r>
+        <w:t>vehicle</w:t>
+      </w:r>
+      <w:proofErr w:type="spellEnd"/>
+      <w:r>
+        <w:t xml:space="preserve"> </w:t>
+      </w:r>
+      <w:proofErr w:type="spellStart"/>
+      <w:r>
+        <w:t>types</w:t>
+      </w:r>
+      <w:proofErr w:type="spellEnd"/>
+      <w:r>
+        <w:t xml:space="preserve"> </w:t>
+      </w:r>
+      <w:proofErr w:type="spellStart"/>
+      <w:r>
+        <w:t>and</w:t>
+      </w:r>
+      <w:proofErr w:type="spellEnd"/>
+      <w:r>
+        <w:t xml:space="preserve"> </w:t>
+      </w:r>
+      <w:proofErr w:type="spellStart"/>
+      <w:r>
+        <w:t>pricing</w:t>
+      </w:r>
+      <w:proofErr w:type="spellEnd"/>
+      <w:r>
+        <w:t xml:space="preserve"> </w:t>
+      </w:r>
+      <w:proofErr w:type="spellStart"/>
+      <w:r>
+        <w:t>rules</w:t>
+      </w:r>
+      <w:proofErr w:type="spellEnd"/>
+      <w:r>
+        <w:t xml:space="preserve"> </w:t>
+      </w:r>
+      <w:proofErr w:type="spellStart"/>
+      <w:r>
+        <w:t>separately</w:t>
+      </w:r>
+      <w:proofErr w:type="spellEnd"/>
+      <w:r>
+        <w:t xml:space="preserve"> also </w:t>
+      </w:r>
+      <w:proofErr w:type="spellStart"/>
+      <w:r>
+        <w:t>reduces</w:t>
+      </w:r>
+      <w:proofErr w:type="spellEnd"/>
+      <w:r>
+        <w:t xml:space="preserve"> </w:t>
+      </w:r>
+      <w:proofErr w:type="spellStart"/>
+      <w:r>
+        <w:t>unnecessary</w:t>
+      </w:r>
+      <w:proofErr w:type="spellEnd"/>
+      <w:r>
+        <w:t xml:space="preserve"> </w:t>
+      </w:r>
+      <w:proofErr w:type="spellStart"/>
+      <w:r>
+        <w:t>duplication</w:t>
+      </w:r>
+      <w:proofErr w:type="spellEnd"/>
+      <w:r>
+        <w:t>.</w:t>
+      </w:r>
+    </w:p>
+    <w:p>
+      <w:pPr>
+        <w:pStyle w:val="prastasiniatinklio"/>
+      </w:pPr>
+      <w:r>
+        <w:rPr>
+          <w:b/>
+          <w:bCs/>
+        </w:rPr>
+        <w:t xml:space="preserve">- </w:t>
+      </w:r>
+      <w:proofErr w:type="spellStart"/>
+      <w:r>
+        <w:rPr>
+          <w:b/>
+          <w:bCs/>
+        </w:rPr>
+        <w:t>Which</w:t>
+      </w:r>
+      <w:proofErr w:type="spellEnd"/>
+      <w:r>
+        <w:rPr>
+          <w:b/>
+          <w:bCs/>
+        </w:rPr>
+        <w:t xml:space="preserve"> </w:t>
+      </w:r>
+      <w:proofErr w:type="spellStart"/>
+      <w:r>
+        <w:rPr>
+          <w:b/>
+          <w:bCs/>
+        </w:rPr>
+        <w:t>constraints</w:t>
+      </w:r>
+      <w:proofErr w:type="spellEnd"/>
+      <w:r>
+        <w:rPr>
+          <w:b/>
+          <w:bCs/>
+        </w:rPr>
+        <w:t xml:space="preserve"> </w:t>
+      </w:r>
+      <w:proofErr w:type="spellStart"/>
+      <w:r>
+        <w:rPr>
+          <w:b/>
+          <w:bCs/>
+        </w:rPr>
+        <w:t>and</w:t>
+      </w:r>
+      <w:proofErr w:type="spellEnd"/>
+      <w:r>
+        <w:rPr>
+          <w:b/>
+          <w:bCs/>
+        </w:rPr>
+        <w:t xml:space="preserve"> </w:t>
+      </w:r>
+      <w:proofErr w:type="spellStart"/>
+      <w:r>
+        <w:rPr>
+          <w:b/>
+          <w:bCs/>
+        </w:rPr>
+        <w:t>checks</w:t>
+      </w:r>
+      <w:proofErr w:type="spellEnd"/>
+      <w:r>
+        <w:rPr>
+          <w:b/>
+          <w:bCs/>
+        </w:rPr>
+        <w:t xml:space="preserve"> </w:t>
+      </w:r>
+      <w:proofErr w:type="spellStart"/>
+      <w:r>
+        <w:rPr>
+          <w:b/>
+          <w:bCs/>
+        </w:rPr>
+        <w:t>have</w:t>
+      </w:r>
+      <w:proofErr w:type="spellEnd"/>
+      <w:r>
+        <w:rPr>
+          <w:b/>
+          <w:bCs/>
+        </w:rPr>
+        <w:t xml:space="preserve"> </w:t>
+      </w:r>
+      <w:proofErr w:type="spellStart"/>
+      <w:r>
+        <w:rPr>
+          <w:b/>
+          <w:bCs/>
+        </w:rPr>
+        <w:t>been</w:t>
+      </w:r>
+      <w:proofErr w:type="spellEnd"/>
+      <w:r>
+        <w:rPr>
+          <w:b/>
+          <w:bCs/>
+        </w:rPr>
+        <w:t xml:space="preserve"> </w:t>
+      </w:r>
+      <w:proofErr w:type="spellStart"/>
+      <w:r>
+        <w:rPr>
+          <w:b/>
+          <w:bCs/>
+        </w:rPr>
+        <w:t>added</w:t>
+      </w:r>
+      <w:proofErr w:type="spellEnd"/>
+      <w:r>
+        <w:rPr>
+          <w:b/>
+          <w:bCs/>
+        </w:rPr>
+        <w:t xml:space="preserve"> to </w:t>
+      </w:r>
+      <w:proofErr w:type="spellStart"/>
+      <w:r>
+        <w:rPr>
+          <w:b/>
+          <w:bCs/>
+        </w:rPr>
+        <w:t>keep</w:t>
+      </w:r>
+      <w:proofErr w:type="spellEnd"/>
+      <w:r>
+        <w:rPr>
+          <w:b/>
+          <w:bCs/>
+        </w:rPr>
+        <w:t xml:space="preserve"> data </w:t>
+      </w:r>
+      <w:proofErr w:type="spellStart"/>
+      <w:r>
+        <w:rPr>
+          <w:b/>
+          <w:bCs/>
+        </w:rPr>
+        <w:t>correct</w:t>
+      </w:r>
+      <w:proofErr w:type="spellEnd"/>
+      <w:r>
+        <w:rPr>
+          <w:b/>
+          <w:bCs/>
+        </w:rPr>
+        <w:t xml:space="preserve"> </w:t>
+      </w:r>
+      <w:proofErr w:type="spellStart"/>
+      <w:r>
+        <w:rPr>
+          <w:b/>
+          <w:bCs/>
+        </w:rPr>
+        <w:t>as</w:t>
+      </w:r>
+      <w:proofErr w:type="spellEnd"/>
+      <w:r>
+        <w:rPr>
+          <w:b/>
+          <w:bCs/>
+        </w:rPr>
+        <w:t xml:space="preserve"> </w:t>
+      </w:r>
+      <w:proofErr w:type="spellStart"/>
+      <w:r>
+        <w:rPr>
+          <w:b/>
+          <w:bCs/>
+        </w:rPr>
+        <w:t>volume</w:t>
+      </w:r>
+      <w:proofErr w:type="spellEnd"/>
+      <w:r>
+        <w:rPr>
+          <w:b/>
+          <w:bCs/>
+        </w:rPr>
+        <w:t xml:space="preserve"> </w:t>
+      </w:r>
+      <w:proofErr w:type="spellStart"/>
+      <w:r>
+        <w:rPr>
+          <w:b/>
+          <w:bCs/>
+        </w:rPr>
+        <w:t>grows</w:t>
+      </w:r>
+      <w:proofErr w:type="spellEnd"/>
+      <w:r>
+        <w:rPr>
+          <w:b/>
+          <w:bCs/>
+        </w:rPr>
+        <w:t>?</w:t>
+      </w:r>
+      <w:r>
+        <w:br/>
+      </w:r>
+      <w:proofErr w:type="spellStart"/>
+      <w:r>
+        <w:t>The</w:t>
+      </w:r>
+      <w:proofErr w:type="spellEnd"/>
+      <w:r>
+        <w:t xml:space="preserve"> </w:t>
+      </w:r>
+      <w:proofErr w:type="spellStart"/>
+      <w:r>
+        <w:t>model</w:t>
+      </w:r>
+      <w:proofErr w:type="spellEnd"/>
+      <w:r>
+        <w:t xml:space="preserve"> </w:t>
+      </w:r>
+      <w:proofErr w:type="spellStart"/>
+      <w:r>
+        <w:t>uses</w:t>
+      </w:r>
+      <w:proofErr w:type="spellEnd"/>
+      <w:r>
+        <w:t xml:space="preserve"> </w:t>
+      </w:r>
+      <w:proofErr w:type="spellStart"/>
+      <w:r>
+        <w:t>primary</w:t>
+      </w:r>
+      <w:proofErr w:type="spellEnd"/>
+      <w:r>
+        <w:t xml:space="preserve"> </w:t>
+      </w:r>
+      <w:proofErr w:type="spellStart"/>
+      <w:r>
+        <w:t>keys</w:t>
       </w:r>
       <w:proofErr w:type="spellEnd"/>
       <w:r>
@@ -1069,23 +3013,49 @@
       </w:r>
       <w:proofErr w:type="spellStart"/>
       <w:r>
-        <w:t>customers</w:t>
+        <w:t>foreign</w:t>
+      </w:r>
+      <w:proofErr w:type="spellEnd"/>
+      <w:r>
+        <w:t xml:space="preserve"> </w:t>
+      </w:r>
+      <w:proofErr w:type="spellStart"/>
+      <w:r>
+        <w:t>keys</w:t>
       </w:r>
       <w:proofErr w:type="spellEnd"/>
       <w:r>
         <w:t xml:space="preserve">, </w:t>
       </w:r>
-      <w:proofErr w:type="spellStart"/>
-      <w:r>
-        <w:t>employees</w:t>
-      </w:r>
-      <w:proofErr w:type="spellEnd"/>
+      <w:r>
+        <w:rPr>
+          <w:rStyle w:val="HTMLkodas"/>
+        </w:rPr>
+        <w:t>NOT NULL</w:t>
+      </w:r>
       <w:r>
         <w:t xml:space="preserve">, </w:t>
       </w:r>
       <w:proofErr w:type="spellStart"/>
       <w:r>
-        <w:t>trips</w:t>
+        <w:t>and</w:t>
+      </w:r>
+      <w:proofErr w:type="spellEnd"/>
+      <w:r>
+        <w:t xml:space="preserve"> </w:t>
+      </w:r>
+      <w:r>
+        <w:rPr>
+          <w:rStyle w:val="HTMLkodas"/>
+        </w:rPr>
+        <w:t>UNIQUE</w:t>
+      </w:r>
+      <w:r>
+        <w:t xml:space="preserve"> </w:t>
+      </w:r>
+      <w:proofErr w:type="spellStart"/>
+      <w:r>
+        <w:t>constraints</w:t>
       </w:r>
       <w:proofErr w:type="spellEnd"/>
       <w:r>
@@ -1093,30 +3063,142 @@
       </w:r>
       <w:proofErr w:type="spellStart"/>
       <w:r>
+        <w:t>along</w:t>
+      </w:r>
+      <w:proofErr w:type="spellEnd"/>
+      <w:r>
+        <w:t xml:space="preserve"> </w:t>
+      </w:r>
+      <w:proofErr w:type="spellStart"/>
+      <w:r>
+        <w:t>with</w:t>
+      </w:r>
+      <w:proofErr w:type="spellEnd"/>
+      <w:r>
+        <w:t xml:space="preserve"> </w:t>
+      </w:r>
+      <w:proofErr w:type="spellStart"/>
+      <w:r>
+        <w:t>checks</w:t>
+      </w:r>
+      <w:proofErr w:type="spellEnd"/>
+      <w:r>
+        <w:t xml:space="preserve"> </w:t>
+      </w:r>
+      <w:proofErr w:type="spellStart"/>
+      <w:r>
+        <w:t>for</w:t>
+      </w:r>
+      <w:proofErr w:type="spellEnd"/>
+      <w:r>
+        <w:t xml:space="preserve"> </w:t>
+      </w:r>
+      <w:proofErr w:type="spellStart"/>
+      <w:r>
+        <w:t>valid</w:t>
+      </w:r>
+      <w:proofErr w:type="spellEnd"/>
+      <w:r>
+        <w:t xml:space="preserve"> </w:t>
+      </w:r>
+      <w:proofErr w:type="spellStart"/>
+      <w:r>
+        <w:t>vehicle</w:t>
+      </w:r>
+      <w:proofErr w:type="spellEnd"/>
+      <w:r>
+        <w:t xml:space="preserve"> </w:t>
+      </w:r>
+      <w:proofErr w:type="spellStart"/>
+      <w:r>
+        <w:t>statuses</w:t>
+      </w:r>
+      <w:proofErr w:type="spellEnd"/>
+      <w:r>
+        <w:t xml:space="preserve">, </w:t>
+      </w:r>
+      <w:proofErr w:type="spellStart"/>
+      <w:r>
+        <w:t>non-negative</w:t>
+      </w:r>
+      <w:proofErr w:type="spellEnd"/>
+      <w:r>
+        <w:t xml:space="preserve"> </w:t>
+      </w:r>
+      <w:proofErr w:type="spellStart"/>
+      <w:r>
+        <w:t>costs</w:t>
+      </w:r>
+      <w:proofErr w:type="spellEnd"/>
+      <w:r>
+        <w:t xml:space="preserve"> </w:t>
+      </w:r>
+      <w:proofErr w:type="spellStart"/>
+      <w:r>
+        <w:t>and</w:t>
+      </w:r>
+      <w:proofErr w:type="spellEnd"/>
+      <w:r>
+        <w:t xml:space="preserve"> </w:t>
+      </w:r>
+      <w:proofErr w:type="spellStart"/>
+      <w:r>
+        <w:t>distances</w:t>
+      </w:r>
+      <w:proofErr w:type="spellEnd"/>
+      <w:r>
+        <w:t xml:space="preserve">, </w:t>
+      </w:r>
+      <w:proofErr w:type="spellStart"/>
+      <w:r>
+        <w:t>correct</w:t>
+      </w:r>
+      <w:proofErr w:type="spellEnd"/>
+      <w:r>
+        <w:t xml:space="preserve"> </w:t>
+      </w:r>
+      <w:proofErr w:type="spellStart"/>
+      <w:r>
+        <w:t>timestamp</w:t>
+      </w:r>
+      <w:proofErr w:type="spellEnd"/>
+      <w:r>
+        <w:t xml:space="preserve"> </w:t>
+      </w:r>
+      <w:proofErr w:type="spellStart"/>
+      <w:r>
+        <w:t>ordering</w:t>
+      </w:r>
+      <w:proofErr w:type="spellEnd"/>
+      <w:r>
+        <w:t xml:space="preserve">, </w:t>
+      </w:r>
+      <w:proofErr w:type="spellStart"/>
+      <w:r>
+        <w:t>valid</w:t>
+      </w:r>
+      <w:proofErr w:type="spellEnd"/>
+      <w:r>
+        <w:t xml:space="preserve"> </w:t>
+      </w:r>
+      <w:proofErr w:type="spellStart"/>
+      <w:r>
         <w:t>pricing</w:t>
       </w:r>
       <w:proofErr w:type="spellEnd"/>
       <w:r>
+        <w:t xml:space="preserve"> </w:t>
+      </w:r>
+      <w:proofErr w:type="spellStart"/>
+      <w:r>
+        <w:t>periods</w:t>
+      </w:r>
+      <w:proofErr w:type="spellEnd"/>
+      <w:r>
         <w:t xml:space="preserve">, </w:t>
       </w:r>
       <w:proofErr w:type="spellStart"/>
       <w:r>
-        <w:t>maintenance</w:t>
-      </w:r>
-      <w:proofErr w:type="spellEnd"/>
-      <w:r>
-        <w:t xml:space="preserve">, </w:t>
-      </w:r>
-      <w:proofErr w:type="spellStart"/>
-      <w:r>
-        <w:t>payments</w:t>
-      </w:r>
-      <w:proofErr w:type="spellEnd"/>
-      <w:r>
-        <w:t xml:space="preserve">, </w:t>
-      </w:r>
-      <w:proofErr w:type="spellStart"/>
-      <w:r>
         <w:t>and</w:t>
       </w:r>
       <w:proofErr w:type="spellEnd"/>
@@ -1125,296 +3207,23 @@
       </w:r>
       <w:proofErr w:type="spellStart"/>
       <w:r>
-        <w:t>ratings</w:t>
-      </w:r>
-      <w:proofErr w:type="spellEnd"/>
-      <w:r>
-        <w:t xml:space="preserve"> </w:t>
-      </w:r>
-      <w:proofErr w:type="spellStart"/>
-      <w:r>
-        <w:t>in</w:t>
-      </w:r>
-      <w:proofErr w:type="spellEnd"/>
-      <w:r>
-        <w:t xml:space="preserve"> </w:t>
-      </w:r>
-      <w:proofErr w:type="spellStart"/>
-      <w:r>
-        <w:t>one</w:t>
-      </w:r>
-      <w:proofErr w:type="spellEnd"/>
-      <w:r>
-        <w:t xml:space="preserve"> </w:t>
-      </w:r>
-      <w:proofErr w:type="spellStart"/>
-      <w:r>
-        <w:t>consistent</w:t>
-      </w:r>
-      <w:proofErr w:type="spellEnd"/>
-      <w:r>
-        <w:t xml:space="preserve"> </w:t>
-      </w:r>
-      <w:proofErr w:type="spellStart"/>
-      <w:r>
-        <w:t>system</w:t>
-      </w:r>
-      <w:proofErr w:type="spellEnd"/>
-      <w:r>
-        <w:t xml:space="preserve">. </w:t>
-      </w:r>
-      <w:proofErr w:type="spellStart"/>
-      <w:r>
-        <w:t>The</w:t>
-      </w:r>
-      <w:proofErr w:type="spellEnd"/>
-      <w:r>
-        <w:t xml:space="preserve"> </w:t>
-      </w:r>
-      <w:proofErr w:type="spellStart"/>
-      <w:r>
-        <w:rPr>
-          <w:rStyle w:val="HTMLkodas"/>
-        </w:rPr>
-        <w:t>Vehicle</w:t>
-      </w:r>
-      <w:proofErr w:type="spellEnd"/>
-      <w:r>
-        <w:t xml:space="preserve"> </w:t>
-      </w:r>
-      <w:proofErr w:type="spellStart"/>
-      <w:r>
-        <w:t>and</w:t>
-      </w:r>
-      <w:proofErr w:type="spellEnd"/>
-      <w:r>
-        <w:t xml:space="preserve"> </w:t>
-      </w:r>
-      <w:proofErr w:type="spellStart"/>
-      <w:r>
-        <w:rPr>
-          <w:rStyle w:val="HTMLkodas"/>
-        </w:rPr>
-        <w:t>VehicleStatusHistory</w:t>
-      </w:r>
-      <w:proofErr w:type="spellEnd"/>
-      <w:r>
-        <w:t xml:space="preserve"> </w:t>
-      </w:r>
-      <w:proofErr w:type="spellStart"/>
-      <w:r>
-        <w:t>tables</w:t>
-      </w:r>
-      <w:proofErr w:type="spellEnd"/>
-      <w:r>
-        <w:t xml:space="preserve"> </w:t>
-      </w:r>
-      <w:proofErr w:type="spellStart"/>
-      <w:r>
-        <w:t>store</w:t>
-      </w:r>
-      <w:proofErr w:type="spellEnd"/>
-      <w:r>
-        <w:t xml:space="preserve"> </w:t>
-      </w:r>
-      <w:proofErr w:type="spellStart"/>
-      <w:r>
-        <w:t>vehicle</w:t>
-      </w:r>
-      <w:proofErr w:type="spellEnd"/>
-      <w:r>
-        <w:t xml:space="preserve"> </w:t>
-      </w:r>
-      <w:proofErr w:type="spellStart"/>
-      <w:r>
-        <w:t>information</w:t>
-      </w:r>
-      <w:proofErr w:type="spellEnd"/>
-      <w:r>
-        <w:t xml:space="preserve"> </w:t>
-      </w:r>
-      <w:proofErr w:type="spellStart"/>
-      <w:r>
-        <w:t>and</w:t>
-      </w:r>
-      <w:proofErr w:type="spellEnd"/>
-      <w:r>
-        <w:t xml:space="preserve"> </w:t>
-      </w:r>
-      <w:proofErr w:type="spellStart"/>
-      <w:r>
-        <w:t>record</w:t>
-      </w:r>
-      <w:proofErr w:type="spellEnd"/>
-      <w:r>
-        <w:t xml:space="preserve"> status </w:t>
-      </w:r>
-      <w:proofErr w:type="spellStart"/>
-      <w:r>
-        <w:t>changes</w:t>
-      </w:r>
-      <w:proofErr w:type="spellEnd"/>
-      <w:r>
-        <w:t xml:space="preserve"> </w:t>
-      </w:r>
-      <w:proofErr w:type="spellStart"/>
-      <w:r>
-        <w:t>over</w:t>
-      </w:r>
-      <w:proofErr w:type="spellEnd"/>
-      <w:r>
-        <w:t xml:space="preserve"> </w:t>
-      </w:r>
-      <w:proofErr w:type="spellStart"/>
-      <w:r>
-        <w:t>time</w:t>
-      </w:r>
-      <w:proofErr w:type="spellEnd"/>
-      <w:r>
-        <w:t xml:space="preserve">, </w:t>
-      </w:r>
-      <w:proofErr w:type="spellStart"/>
-      <w:r>
-        <w:t>while</w:t>
-      </w:r>
-      <w:proofErr w:type="spellEnd"/>
-      <w:r>
-        <w:t xml:space="preserve"> </w:t>
-      </w:r>
-      <w:proofErr w:type="spellStart"/>
-      <w:r>
-        <w:rPr>
-          <w:rStyle w:val="HTMLkodas"/>
-        </w:rPr>
-        <w:t>Trip</w:t>
-      </w:r>
-      <w:proofErr w:type="spellEnd"/>
-      <w:r>
-        <w:t xml:space="preserve"> </w:t>
-      </w:r>
-      <w:proofErr w:type="spellStart"/>
-      <w:r>
-        <w:t>keeps</w:t>
-      </w:r>
-      <w:proofErr w:type="spellEnd"/>
-      <w:r>
-        <w:t xml:space="preserve"> </w:t>
-      </w:r>
-      <w:proofErr w:type="spellStart"/>
-      <w:r>
-        <w:t>information</w:t>
-      </w:r>
-      <w:proofErr w:type="spellEnd"/>
-      <w:r>
-        <w:t xml:space="preserve"> </w:t>
-      </w:r>
-      <w:proofErr w:type="spellStart"/>
-      <w:r>
-        <w:t>about</w:t>
-      </w:r>
-      <w:proofErr w:type="spellEnd"/>
-      <w:r>
-        <w:t xml:space="preserve"> </w:t>
-      </w:r>
-      <w:proofErr w:type="spellStart"/>
-      <w:r>
-        <w:t>each</w:t>
-      </w:r>
-      <w:proofErr w:type="spellEnd"/>
-      <w:r>
-        <w:t xml:space="preserve"> </w:t>
-      </w:r>
-      <w:proofErr w:type="spellStart"/>
-      <w:r>
-        <w:t>journey</w:t>
-      </w:r>
-      <w:proofErr w:type="spellEnd"/>
-      <w:r>
-        <w:t xml:space="preserve">, </w:t>
-      </w:r>
-      <w:proofErr w:type="spellStart"/>
-      <w:r>
-        <w:t>including</w:t>
-      </w:r>
-      <w:proofErr w:type="spellEnd"/>
-      <w:r>
-        <w:t xml:space="preserve"> </w:t>
-      </w:r>
-      <w:proofErr w:type="spellStart"/>
-      <w:r>
-        <w:t>both</w:t>
-      </w:r>
-      <w:proofErr w:type="spellEnd"/>
-      <w:r>
-        <w:t xml:space="preserve"> </w:t>
-      </w:r>
-      <w:proofErr w:type="spellStart"/>
-      <w:r>
-        <w:t>its</w:t>
-      </w:r>
-      <w:proofErr w:type="spellEnd"/>
-      <w:r>
-        <w:t xml:space="preserve"> </w:t>
-      </w:r>
-      <w:proofErr w:type="spellStart"/>
-      <w:r>
-        <w:t>start</w:t>
-      </w:r>
-      <w:proofErr w:type="spellEnd"/>
-      <w:r>
-        <w:t xml:space="preserve"> </w:t>
-      </w:r>
-      <w:proofErr w:type="spellStart"/>
-      <w:r>
-        <w:t>and</w:t>
-      </w:r>
-      <w:proofErr w:type="spellEnd"/>
-      <w:r>
-        <w:t xml:space="preserve"> </w:t>
-      </w:r>
-      <w:proofErr w:type="spellStart"/>
-      <w:r>
-        <w:t>end</w:t>
-      </w:r>
-      <w:proofErr w:type="spellEnd"/>
-      <w:r>
-        <w:t xml:space="preserve"> </w:t>
-      </w:r>
-      <w:proofErr w:type="spellStart"/>
-      <w:r>
-        <w:t>times</w:t>
-      </w:r>
-      <w:proofErr w:type="spellEnd"/>
-      <w:r>
-        <w:t xml:space="preserve">, </w:t>
-      </w:r>
-      <w:proofErr w:type="spellStart"/>
-      <w:r>
-        <w:t>distance</w:t>
-      </w:r>
-      <w:proofErr w:type="spellEnd"/>
-      <w:r>
-        <w:t xml:space="preserve"> </w:t>
-      </w:r>
-      <w:proofErr w:type="spellStart"/>
-      <w:r>
-        <w:t>travelled</w:t>
-      </w:r>
-      <w:proofErr w:type="spellEnd"/>
-      <w:r>
-        <w:t xml:space="preserve">, </w:t>
-      </w:r>
-      <w:proofErr w:type="spellStart"/>
-      <w:r>
-        <w:t>cost</w:t>
-      </w:r>
-      <w:proofErr w:type="spellEnd"/>
-      <w:r>
-        <w:t xml:space="preserve">, </w:t>
-      </w:r>
-      <w:proofErr w:type="spellStart"/>
-      <w:r>
-        <w:t>and</w:t>
+        <w:t>rating</w:t>
+      </w:r>
+      <w:proofErr w:type="spellEnd"/>
+      <w:r>
+        <w:t xml:space="preserve"> </w:t>
+      </w:r>
+      <w:proofErr w:type="spellStart"/>
+      <w:r>
+        <w:t>scores</w:t>
+      </w:r>
+      <w:proofErr w:type="spellEnd"/>
+      <w:r>
+        <w:t xml:space="preserve"> </w:t>
+      </w:r>
+      <w:proofErr w:type="spellStart"/>
+      <w:r>
+        <w:t>within</w:t>
       </w:r>
       <w:proofErr w:type="spellEnd"/>
       <w:r>
@@ -1430,768 +3239,6 @@
       </w:r>
       <w:proofErr w:type="spellStart"/>
       <w:r>
-        <w:t>pricing</w:t>
-      </w:r>
-      <w:proofErr w:type="spellEnd"/>
-      <w:r>
-        <w:t xml:space="preserve"> </w:t>
-      </w:r>
-      <w:proofErr w:type="spellStart"/>
-      <w:r>
-        <w:t>rule</w:t>
-      </w:r>
-      <w:proofErr w:type="spellEnd"/>
-      <w:r>
-        <w:t xml:space="preserve"> </w:t>
-      </w:r>
-      <w:proofErr w:type="spellStart"/>
-      <w:r>
-        <w:t>used</w:t>
-      </w:r>
-      <w:proofErr w:type="spellEnd"/>
-      <w:r>
-        <w:t xml:space="preserve">. </w:t>
-      </w:r>
-      <w:proofErr w:type="spellStart"/>
-      <w:r>
-        <w:rPr>
-          <w:rStyle w:val="HTMLkodas"/>
-        </w:rPr>
-        <w:t>VehicleType</w:t>
-      </w:r>
-      <w:proofErr w:type="spellEnd"/>
-      <w:r>
-        <w:t xml:space="preserve"> </w:t>
-      </w:r>
-      <w:proofErr w:type="spellStart"/>
-      <w:r>
-        <w:t>and</w:t>
-      </w:r>
-      <w:proofErr w:type="spellEnd"/>
-      <w:r>
-        <w:t xml:space="preserve"> </w:t>
-      </w:r>
-      <w:proofErr w:type="spellStart"/>
-      <w:r>
-        <w:rPr>
-          <w:rStyle w:val="HTMLkodas"/>
-        </w:rPr>
-        <w:t>PricingRule</w:t>
-      </w:r>
-      <w:proofErr w:type="spellEnd"/>
-      <w:r>
-        <w:t xml:space="preserve"> </w:t>
-      </w:r>
-      <w:proofErr w:type="spellStart"/>
-      <w:r>
-        <w:t>allow</w:t>
-      </w:r>
-      <w:proofErr w:type="spellEnd"/>
-      <w:r>
-        <w:t xml:space="preserve"> </w:t>
-      </w:r>
-      <w:proofErr w:type="spellStart"/>
-      <w:r>
-        <w:t>different</w:t>
-      </w:r>
-      <w:proofErr w:type="spellEnd"/>
-      <w:r>
-        <w:t xml:space="preserve"> </w:t>
-      </w:r>
-      <w:proofErr w:type="spellStart"/>
-      <w:r>
-        <w:t>vehicle</w:t>
-      </w:r>
-      <w:proofErr w:type="spellEnd"/>
-      <w:r>
-        <w:t xml:space="preserve"> </w:t>
-      </w:r>
-      <w:proofErr w:type="spellStart"/>
-      <w:r>
-        <w:t>categories</w:t>
-      </w:r>
-      <w:proofErr w:type="spellEnd"/>
-      <w:r>
-        <w:t xml:space="preserve"> to </w:t>
-      </w:r>
-      <w:proofErr w:type="spellStart"/>
-      <w:r>
-        <w:t>have</w:t>
-      </w:r>
-      <w:proofErr w:type="spellEnd"/>
-      <w:r>
-        <w:t xml:space="preserve"> </w:t>
-      </w:r>
-      <w:proofErr w:type="spellStart"/>
-      <w:r>
-        <w:t>different</w:t>
-      </w:r>
-      <w:proofErr w:type="spellEnd"/>
-      <w:r>
-        <w:t xml:space="preserve"> </w:t>
-      </w:r>
-      <w:proofErr w:type="spellStart"/>
-      <w:r>
-        <w:t>rates</w:t>
-      </w:r>
-      <w:proofErr w:type="spellEnd"/>
-      <w:r>
-        <w:t xml:space="preserve">, </w:t>
-      </w:r>
-      <w:proofErr w:type="spellStart"/>
-      <w:r>
-        <w:t>and</w:t>
-      </w:r>
-      <w:proofErr w:type="spellEnd"/>
-      <w:r>
-        <w:t xml:space="preserve"> </w:t>
-      </w:r>
-      <w:proofErr w:type="spellStart"/>
-      <w:r>
-        <w:t>their</w:t>
-      </w:r>
-      <w:proofErr w:type="spellEnd"/>
-      <w:r>
-        <w:t xml:space="preserve"> </w:t>
-      </w:r>
-      <w:proofErr w:type="spellStart"/>
-      <w:r>
-        <w:t>effective</w:t>
-      </w:r>
-      <w:proofErr w:type="spellEnd"/>
-      <w:r>
-        <w:t xml:space="preserve"> </w:t>
-      </w:r>
-      <w:proofErr w:type="spellStart"/>
-      <w:r>
-        <w:t>dates</w:t>
-      </w:r>
-      <w:proofErr w:type="spellEnd"/>
-      <w:r>
-        <w:t xml:space="preserve"> </w:t>
-      </w:r>
-      <w:proofErr w:type="spellStart"/>
-      <w:r>
-        <w:t>help</w:t>
-      </w:r>
-      <w:proofErr w:type="spellEnd"/>
-      <w:r>
-        <w:t xml:space="preserve"> </w:t>
-      </w:r>
-      <w:proofErr w:type="spellStart"/>
-      <w:r>
-        <w:t>explain</w:t>
-      </w:r>
-      <w:proofErr w:type="spellEnd"/>
-      <w:r>
-        <w:t xml:space="preserve"> </w:t>
-      </w:r>
-      <w:proofErr w:type="spellStart"/>
-      <w:r>
-        <w:t>which</w:t>
-      </w:r>
-      <w:proofErr w:type="spellEnd"/>
-      <w:r>
-        <w:t xml:space="preserve"> </w:t>
-      </w:r>
-      <w:proofErr w:type="spellStart"/>
-      <w:r>
-        <w:t>rates</w:t>
-      </w:r>
-      <w:proofErr w:type="spellEnd"/>
-      <w:r>
-        <w:t xml:space="preserve"> </w:t>
-      </w:r>
-      <w:proofErr w:type="spellStart"/>
-      <w:r>
-        <w:t>applied</w:t>
-      </w:r>
-      <w:proofErr w:type="spellEnd"/>
-      <w:r>
-        <w:t xml:space="preserve"> </w:t>
-      </w:r>
-      <w:proofErr w:type="spellStart"/>
-      <w:r>
-        <w:t>in</w:t>
-      </w:r>
-      <w:proofErr w:type="spellEnd"/>
-      <w:r>
-        <w:t xml:space="preserve"> </w:t>
-      </w:r>
-      <w:proofErr w:type="spellStart"/>
-      <w:r>
-        <w:t>the</w:t>
-      </w:r>
-      <w:proofErr w:type="spellEnd"/>
-      <w:r>
-        <w:t xml:space="preserve"> </w:t>
-      </w:r>
-      <w:proofErr w:type="spellStart"/>
-      <w:r>
-        <w:t>past</w:t>
-      </w:r>
-      <w:proofErr w:type="spellEnd"/>
-      <w:r>
-        <w:t xml:space="preserve">. </w:t>
-      </w:r>
-      <w:proofErr w:type="spellStart"/>
-      <w:r>
-        <w:rPr>
-          <w:rStyle w:val="HTMLkodas"/>
-        </w:rPr>
-        <w:t>ServiceRecord</w:t>
-      </w:r>
-      <w:proofErr w:type="spellEnd"/>
-      <w:r>
-        <w:t xml:space="preserve"> </w:t>
-      </w:r>
-      <w:proofErr w:type="spellStart"/>
-      <w:r>
-        <w:t>and</w:t>
-      </w:r>
-      <w:proofErr w:type="spellEnd"/>
-      <w:r>
-        <w:t xml:space="preserve"> </w:t>
-      </w:r>
-      <w:proofErr w:type="spellStart"/>
-      <w:r>
-        <w:rPr>
-          <w:rStyle w:val="HTMLkodas"/>
-        </w:rPr>
-        <w:t>Employee</w:t>
-      </w:r>
-      <w:proofErr w:type="spellEnd"/>
-      <w:r>
-        <w:t xml:space="preserve"> </w:t>
-      </w:r>
-      <w:proofErr w:type="spellStart"/>
-      <w:r>
-        <w:t>tables</w:t>
-      </w:r>
-      <w:proofErr w:type="spellEnd"/>
-      <w:r>
-        <w:t xml:space="preserve"> </w:t>
-      </w:r>
-      <w:proofErr w:type="spellStart"/>
-      <w:r>
-        <w:t>keep</w:t>
-      </w:r>
-      <w:proofErr w:type="spellEnd"/>
-      <w:r>
-        <w:t xml:space="preserve"> </w:t>
-      </w:r>
-      <w:proofErr w:type="spellStart"/>
-      <w:r>
-        <w:t>maintenance</w:t>
-      </w:r>
-      <w:proofErr w:type="spellEnd"/>
-      <w:r>
-        <w:t xml:space="preserve"> </w:t>
-      </w:r>
-      <w:proofErr w:type="spellStart"/>
-      <w:r>
-        <w:t>and</w:t>
-      </w:r>
-      <w:proofErr w:type="spellEnd"/>
-      <w:r>
-        <w:t xml:space="preserve"> </w:t>
-      </w:r>
-      <w:proofErr w:type="spellStart"/>
-      <w:r>
-        <w:t>inspection</w:t>
-      </w:r>
-      <w:proofErr w:type="spellEnd"/>
-      <w:r>
-        <w:t xml:space="preserve"> </w:t>
-      </w:r>
-      <w:proofErr w:type="spellStart"/>
-      <w:r>
-        <w:t>activities</w:t>
-      </w:r>
-      <w:proofErr w:type="spellEnd"/>
-      <w:r>
-        <w:t xml:space="preserve"> </w:t>
-      </w:r>
-      <w:proofErr w:type="spellStart"/>
-      <w:r>
-        <w:t>linked</w:t>
-      </w:r>
-      <w:proofErr w:type="spellEnd"/>
-      <w:r>
-        <w:t xml:space="preserve"> to </w:t>
-      </w:r>
-      <w:proofErr w:type="spellStart"/>
-      <w:r>
-        <w:t>the</w:t>
-      </w:r>
-      <w:proofErr w:type="spellEnd"/>
-      <w:r>
-        <w:t xml:space="preserve"> </w:t>
-      </w:r>
-      <w:proofErr w:type="spellStart"/>
-      <w:r>
-        <w:t>relevant</w:t>
-      </w:r>
-      <w:proofErr w:type="spellEnd"/>
-      <w:r>
-        <w:t xml:space="preserve"> </w:t>
-      </w:r>
-      <w:proofErr w:type="spellStart"/>
-      <w:r>
-        <w:t>vehicle</w:t>
-      </w:r>
-      <w:proofErr w:type="spellEnd"/>
-      <w:r>
-        <w:t xml:space="preserve"> </w:t>
-      </w:r>
-      <w:proofErr w:type="spellStart"/>
-      <w:r>
-        <w:t>and</w:t>
-      </w:r>
-      <w:proofErr w:type="spellEnd"/>
-      <w:r>
-        <w:t xml:space="preserve"> </w:t>
-      </w:r>
-      <w:proofErr w:type="spellStart"/>
-      <w:r>
-        <w:t>employee</w:t>
-      </w:r>
-      <w:proofErr w:type="spellEnd"/>
-      <w:r>
-        <w:t xml:space="preserve">, </w:t>
-      </w:r>
-      <w:proofErr w:type="spellStart"/>
-      <w:r>
-        <w:t>while</w:t>
-      </w:r>
-      <w:proofErr w:type="spellEnd"/>
-      <w:r>
-        <w:t xml:space="preserve"> </w:t>
-      </w:r>
-      <w:proofErr w:type="spellStart"/>
-      <w:r>
-        <w:rPr>
-          <w:rStyle w:val="HTMLkodas"/>
-        </w:rPr>
-        <w:t>Payment</w:t>
-      </w:r>
-      <w:proofErr w:type="spellEnd"/>
-      <w:r>
-        <w:t xml:space="preserve"> </w:t>
-      </w:r>
-      <w:proofErr w:type="spellStart"/>
-      <w:r>
-        <w:t>and</w:t>
-      </w:r>
-      <w:proofErr w:type="spellEnd"/>
-      <w:r>
-        <w:t xml:space="preserve"> </w:t>
-      </w:r>
-      <w:proofErr w:type="spellStart"/>
-      <w:r>
-        <w:rPr>
-          <w:rStyle w:val="HTMLkodas"/>
-        </w:rPr>
-        <w:t>Rating</w:t>
-      </w:r>
-      <w:proofErr w:type="spellEnd"/>
-      <w:r>
-        <w:t xml:space="preserve"> </w:t>
-      </w:r>
-      <w:proofErr w:type="spellStart"/>
-      <w:r>
-        <w:t>store</w:t>
-      </w:r>
-      <w:proofErr w:type="spellEnd"/>
-      <w:r>
-        <w:t xml:space="preserve"> </w:t>
-      </w:r>
-      <w:proofErr w:type="spellStart"/>
-      <w:r>
-        <w:t>payment</w:t>
-      </w:r>
-      <w:proofErr w:type="spellEnd"/>
-      <w:r>
-        <w:t xml:space="preserve"> </w:t>
-      </w:r>
-      <w:proofErr w:type="spellStart"/>
-      <w:r>
-        <w:t>transactions</w:t>
-      </w:r>
-      <w:proofErr w:type="spellEnd"/>
-      <w:r>
-        <w:t xml:space="preserve"> </w:t>
-      </w:r>
-      <w:proofErr w:type="spellStart"/>
-      <w:r>
-        <w:t>and</w:t>
-      </w:r>
-      <w:proofErr w:type="spellEnd"/>
-      <w:r>
-        <w:t xml:space="preserve"> </w:t>
-      </w:r>
-      <w:proofErr w:type="spellStart"/>
-      <w:r>
-        <w:t>customer</w:t>
-      </w:r>
-      <w:proofErr w:type="spellEnd"/>
-      <w:r>
-        <w:t xml:space="preserve"> </w:t>
-      </w:r>
-      <w:proofErr w:type="spellStart"/>
-      <w:r>
-        <w:t>feedback</w:t>
-      </w:r>
-      <w:proofErr w:type="spellEnd"/>
-      <w:r>
-        <w:t xml:space="preserve">. </w:t>
-      </w:r>
-      <w:proofErr w:type="spellStart"/>
-      <w:r>
-        <w:t>Primary</w:t>
-      </w:r>
-      <w:proofErr w:type="spellEnd"/>
-      <w:r>
-        <w:t xml:space="preserve"> </w:t>
-      </w:r>
-      <w:proofErr w:type="spellStart"/>
-      <w:r>
-        <w:t>keys</w:t>
-      </w:r>
-      <w:proofErr w:type="spellEnd"/>
-      <w:r>
-        <w:t xml:space="preserve"> </w:t>
-      </w:r>
-      <w:proofErr w:type="spellStart"/>
-      <w:r>
-        <w:t>uniquely</w:t>
-      </w:r>
-      <w:proofErr w:type="spellEnd"/>
-      <w:r>
-        <w:t xml:space="preserve"> </w:t>
-      </w:r>
-      <w:proofErr w:type="spellStart"/>
-      <w:r>
-        <w:t>identify</w:t>
-      </w:r>
-      <w:proofErr w:type="spellEnd"/>
-      <w:r>
-        <w:t xml:space="preserve"> </w:t>
-      </w:r>
-      <w:proofErr w:type="spellStart"/>
-      <w:r>
-        <w:t>records</w:t>
-      </w:r>
-      <w:proofErr w:type="spellEnd"/>
-      <w:r>
-        <w:t xml:space="preserve">, </w:t>
-      </w:r>
-      <w:proofErr w:type="spellStart"/>
-      <w:r>
-        <w:t>and</w:t>
-      </w:r>
-      <w:proofErr w:type="spellEnd"/>
-      <w:r>
-        <w:t xml:space="preserve"> </w:t>
-      </w:r>
-      <w:proofErr w:type="spellStart"/>
-      <w:r>
-        <w:t>foreign</w:t>
-      </w:r>
-      <w:proofErr w:type="spellEnd"/>
-      <w:r>
-        <w:t xml:space="preserve"> </w:t>
-      </w:r>
-      <w:proofErr w:type="spellStart"/>
-      <w:r>
-        <w:t>keys</w:t>
-      </w:r>
-      <w:proofErr w:type="spellEnd"/>
-      <w:r>
-        <w:t xml:space="preserve"> </w:t>
-      </w:r>
-      <w:proofErr w:type="spellStart"/>
-      <w:r>
-        <w:t>ensure</w:t>
-      </w:r>
-      <w:proofErr w:type="spellEnd"/>
-      <w:r>
-        <w:t xml:space="preserve"> </w:t>
-      </w:r>
-      <w:proofErr w:type="spellStart"/>
-      <w:r>
-        <w:t>that</w:t>
-      </w:r>
-      <w:proofErr w:type="spellEnd"/>
-      <w:r>
-        <w:t xml:space="preserve"> </w:t>
-      </w:r>
-      <w:proofErr w:type="spellStart"/>
-      <w:r>
-        <w:t>related</w:t>
-      </w:r>
-      <w:proofErr w:type="spellEnd"/>
-      <w:r>
-        <w:t xml:space="preserve"> </w:t>
-      </w:r>
-      <w:proofErr w:type="spellStart"/>
-      <w:r>
-        <w:t>records</w:t>
-      </w:r>
-      <w:proofErr w:type="spellEnd"/>
-      <w:r>
-        <w:t xml:space="preserve"> </w:t>
-      </w:r>
-      <w:proofErr w:type="spellStart"/>
-      <w:r>
-        <w:t>refer</w:t>
-      </w:r>
-      <w:proofErr w:type="spellEnd"/>
-      <w:r>
-        <w:t xml:space="preserve"> to </w:t>
-      </w:r>
-      <w:proofErr w:type="spellStart"/>
-      <w:r>
-        <w:t>existing</w:t>
-      </w:r>
-      <w:proofErr w:type="spellEnd"/>
-      <w:r>
-        <w:t xml:space="preserve"> </w:t>
-      </w:r>
-      <w:proofErr w:type="spellStart"/>
-      <w:r>
-        <w:t>vehicles</w:t>
-      </w:r>
-      <w:proofErr w:type="spellEnd"/>
-      <w:r>
-        <w:t xml:space="preserve">, </w:t>
-      </w:r>
-      <w:proofErr w:type="spellStart"/>
-      <w:r>
-        <w:t>customers</w:t>
-      </w:r>
-      <w:proofErr w:type="spellEnd"/>
-      <w:r>
-        <w:t xml:space="preserve">, </w:t>
-      </w:r>
-      <w:proofErr w:type="spellStart"/>
-      <w:r>
-        <w:t>employees</w:t>
-      </w:r>
-      <w:proofErr w:type="spellEnd"/>
-      <w:r>
-        <w:t xml:space="preserve">, </w:t>
-      </w:r>
-      <w:proofErr w:type="spellStart"/>
-      <w:r>
-        <w:t>trips</w:t>
-      </w:r>
-      <w:proofErr w:type="spellEnd"/>
-      <w:r>
-        <w:t xml:space="preserve">, </w:t>
-      </w:r>
-      <w:proofErr w:type="spellStart"/>
-      <w:r>
-        <w:t>and</w:t>
-      </w:r>
-      <w:proofErr w:type="spellEnd"/>
-      <w:r>
-        <w:t xml:space="preserve"> </w:t>
-      </w:r>
-      <w:proofErr w:type="spellStart"/>
-      <w:r>
-        <w:t>pricing</w:t>
-      </w:r>
-      <w:proofErr w:type="spellEnd"/>
-      <w:r>
-        <w:t xml:space="preserve"> </w:t>
-      </w:r>
-      <w:proofErr w:type="spellStart"/>
-      <w:r>
-        <w:t>rules</w:t>
-      </w:r>
-      <w:proofErr w:type="spellEnd"/>
-      <w:r>
-        <w:t xml:space="preserve">. </w:t>
-      </w:r>
-      <w:proofErr w:type="spellStart"/>
-      <w:r>
-        <w:t>Additional</w:t>
-      </w:r>
-      <w:proofErr w:type="spellEnd"/>
-      <w:r>
-        <w:t xml:space="preserve"> </w:t>
-      </w:r>
-      <w:proofErr w:type="spellStart"/>
-      <w:r>
-        <w:t>constraints</w:t>
-      </w:r>
-      <w:proofErr w:type="spellEnd"/>
-      <w:r>
-        <w:t xml:space="preserve"> </w:t>
-      </w:r>
-      <w:proofErr w:type="spellStart"/>
-      <w:r>
-        <w:t>prevent</w:t>
-      </w:r>
-      <w:proofErr w:type="spellEnd"/>
-      <w:r>
-        <w:t xml:space="preserve"> </w:t>
-      </w:r>
-      <w:proofErr w:type="spellStart"/>
-      <w:r>
-        <w:t>invalid</w:t>
-      </w:r>
-      <w:proofErr w:type="spellEnd"/>
-      <w:r>
-        <w:t xml:space="preserve"> </w:t>
-      </w:r>
-      <w:proofErr w:type="spellStart"/>
-      <w:r>
-        <w:t>values</w:t>
-      </w:r>
-      <w:proofErr w:type="spellEnd"/>
-      <w:r>
-        <w:t xml:space="preserve">, </w:t>
-      </w:r>
-      <w:proofErr w:type="spellStart"/>
-      <w:r>
-        <w:t>such</w:t>
-      </w:r>
-      <w:proofErr w:type="spellEnd"/>
-      <w:r>
-        <w:t xml:space="preserve"> </w:t>
-      </w:r>
-      <w:proofErr w:type="spellStart"/>
-      <w:r>
-        <w:t>as</w:t>
-      </w:r>
-      <w:proofErr w:type="spellEnd"/>
-      <w:r>
-        <w:t xml:space="preserve"> </w:t>
-      </w:r>
-      <w:proofErr w:type="spellStart"/>
-      <w:r>
-        <w:t>negative</w:t>
-      </w:r>
-      <w:proofErr w:type="spellEnd"/>
-      <w:r>
-        <w:t xml:space="preserve"> </w:t>
-      </w:r>
-      <w:proofErr w:type="spellStart"/>
-      <w:r>
-        <w:t>costs</w:t>
-      </w:r>
-      <w:proofErr w:type="spellEnd"/>
-      <w:r>
-        <w:t xml:space="preserve"> </w:t>
-      </w:r>
-      <w:proofErr w:type="spellStart"/>
-      <w:r>
-        <w:t>or</w:t>
-      </w:r>
-      <w:proofErr w:type="spellEnd"/>
-      <w:r>
-        <w:t xml:space="preserve"> </w:t>
-      </w:r>
-      <w:proofErr w:type="spellStart"/>
-      <w:r>
-        <w:t>distances</w:t>
-      </w:r>
-      <w:proofErr w:type="spellEnd"/>
-      <w:r>
-        <w:t xml:space="preserve">, </w:t>
-      </w:r>
-      <w:proofErr w:type="spellStart"/>
-      <w:r>
-        <w:t>incorrect</w:t>
-      </w:r>
-      <w:proofErr w:type="spellEnd"/>
-      <w:r>
-        <w:t xml:space="preserve"> </w:t>
-      </w:r>
-      <w:proofErr w:type="spellStart"/>
-      <w:r>
-        <w:t>time</w:t>
-      </w:r>
-      <w:proofErr w:type="spellEnd"/>
-      <w:r>
-        <w:t xml:space="preserve"> </w:t>
-      </w:r>
-      <w:proofErr w:type="spellStart"/>
-      <w:r>
-        <w:t>intervals</w:t>
-      </w:r>
-      <w:proofErr w:type="spellEnd"/>
-      <w:r>
-        <w:t xml:space="preserve">, </w:t>
-      </w:r>
-      <w:proofErr w:type="spellStart"/>
-      <w:r>
-        <w:t>unsupported</w:t>
-      </w:r>
-      <w:proofErr w:type="spellEnd"/>
-      <w:r>
-        <w:t xml:space="preserve"> </w:t>
-      </w:r>
-      <w:proofErr w:type="spellStart"/>
-      <w:r>
-        <w:t>vehicle</w:t>
-      </w:r>
-      <w:proofErr w:type="spellEnd"/>
-      <w:r>
-        <w:t xml:space="preserve"> </w:t>
-      </w:r>
-      <w:proofErr w:type="spellStart"/>
-      <w:r>
-        <w:t>statuses</w:t>
-      </w:r>
-      <w:proofErr w:type="spellEnd"/>
-      <w:r>
-        <w:t xml:space="preserve">, </w:t>
-      </w:r>
-      <w:proofErr w:type="spellStart"/>
-      <w:r>
-        <w:t>and</w:t>
-      </w:r>
-      <w:proofErr w:type="spellEnd"/>
-      <w:r>
-        <w:t xml:space="preserve"> </w:t>
-      </w:r>
-      <w:proofErr w:type="spellStart"/>
-      <w:r>
-        <w:t>rating</w:t>
-      </w:r>
-      <w:proofErr w:type="spellEnd"/>
-      <w:r>
-        <w:t xml:space="preserve"> </w:t>
-      </w:r>
-      <w:proofErr w:type="spellStart"/>
-      <w:r>
-        <w:t>scores</w:t>
-      </w:r>
-      <w:proofErr w:type="spellEnd"/>
-      <w:r>
-        <w:t xml:space="preserve"> </w:t>
-      </w:r>
-      <w:proofErr w:type="spellStart"/>
-      <w:r>
-        <w:t>outside</w:t>
-      </w:r>
-      <w:proofErr w:type="spellEnd"/>
-      <w:r>
-        <w:t xml:space="preserve"> </w:t>
-      </w:r>
-      <w:proofErr w:type="spellStart"/>
-      <w:r>
-        <w:t>the</w:t>
-      </w:r>
-      <w:proofErr w:type="spellEnd"/>
-      <w:r>
-        <w:t xml:space="preserve"> </w:t>
-      </w:r>
-      <w:proofErr w:type="spellStart"/>
-      <w:r>
         <w:t>assumed</w:t>
       </w:r>
       <w:proofErr w:type="spellEnd"/>
@@ -2204,479 +3251,7 @@
       </w:r>
       <w:proofErr w:type="spellEnd"/>
       <w:r>
-        <w:t xml:space="preserve"> 1–5. </w:t>
-      </w:r>
-      <w:proofErr w:type="spellStart"/>
-      <w:r>
-        <w:t>Historical</w:t>
-      </w:r>
-      <w:proofErr w:type="spellEnd"/>
-      <w:r>
-        <w:t xml:space="preserve"> </w:t>
-      </w:r>
-      <w:proofErr w:type="spellStart"/>
-      <w:r>
-        <w:t>information</w:t>
-      </w:r>
-      <w:proofErr w:type="spellEnd"/>
-      <w:r>
-        <w:t xml:space="preserve"> </w:t>
-      </w:r>
-      <w:proofErr w:type="spellStart"/>
-      <w:r>
-        <w:t>is</w:t>
-      </w:r>
-      <w:proofErr w:type="spellEnd"/>
-      <w:r>
-        <w:t xml:space="preserve"> </w:t>
-      </w:r>
-      <w:proofErr w:type="spellStart"/>
-      <w:r>
-        <w:t>preserved</w:t>
-      </w:r>
-      <w:proofErr w:type="spellEnd"/>
-      <w:r>
-        <w:t xml:space="preserve"> </w:t>
-      </w:r>
-      <w:proofErr w:type="spellStart"/>
-      <w:r>
-        <w:t>by</w:t>
-      </w:r>
-      <w:proofErr w:type="spellEnd"/>
-      <w:r>
-        <w:t xml:space="preserve"> </w:t>
-      </w:r>
-      <w:proofErr w:type="spellStart"/>
-      <w:r>
-        <w:t>adding</w:t>
-      </w:r>
-      <w:proofErr w:type="spellEnd"/>
-      <w:r>
-        <w:t xml:space="preserve"> </w:t>
-      </w:r>
-      <w:proofErr w:type="spellStart"/>
-      <w:r>
-        <w:t>new</w:t>
-      </w:r>
-      <w:proofErr w:type="spellEnd"/>
-      <w:r>
-        <w:t xml:space="preserve"> </w:t>
-      </w:r>
-      <w:proofErr w:type="spellStart"/>
-      <w:r>
-        <w:t>vehicle</w:t>
-      </w:r>
-      <w:proofErr w:type="spellEnd"/>
-      <w:r>
-        <w:t xml:space="preserve"> status </w:t>
-      </w:r>
-      <w:proofErr w:type="spellStart"/>
-      <w:r>
-        <w:t>history</w:t>
-      </w:r>
-      <w:proofErr w:type="spellEnd"/>
-      <w:r>
-        <w:t xml:space="preserve"> </w:t>
-      </w:r>
-      <w:proofErr w:type="spellStart"/>
-      <w:r>
-        <w:t>and</w:t>
-      </w:r>
-      <w:proofErr w:type="spellEnd"/>
-      <w:r>
-        <w:t xml:space="preserve"> </w:t>
-      </w:r>
-      <w:proofErr w:type="spellStart"/>
-      <w:r>
-        <w:t>service</w:t>
-      </w:r>
-      <w:proofErr w:type="spellEnd"/>
-      <w:r>
-        <w:t xml:space="preserve"> </w:t>
-      </w:r>
-      <w:proofErr w:type="spellStart"/>
-      <w:r>
-        <w:t>records</w:t>
-      </w:r>
-      <w:proofErr w:type="spellEnd"/>
-      <w:r>
-        <w:t xml:space="preserve"> </w:t>
-      </w:r>
-      <w:proofErr w:type="spellStart"/>
-      <w:r>
-        <w:t>instead</w:t>
-      </w:r>
-      <w:proofErr w:type="spellEnd"/>
-      <w:r>
-        <w:t xml:space="preserve"> </w:t>
-      </w:r>
-      <w:proofErr w:type="spellStart"/>
-      <w:r>
-        <w:t>of</w:t>
-      </w:r>
-      <w:proofErr w:type="spellEnd"/>
-      <w:r>
-        <w:t xml:space="preserve"> </w:t>
-      </w:r>
-      <w:proofErr w:type="spellStart"/>
-      <w:r>
-        <w:t>replacing</w:t>
-      </w:r>
-      <w:proofErr w:type="spellEnd"/>
-      <w:r>
-        <w:t xml:space="preserve"> </w:t>
-      </w:r>
-      <w:proofErr w:type="spellStart"/>
-      <w:r>
-        <w:t>previous</w:t>
-      </w:r>
-      <w:proofErr w:type="spellEnd"/>
-      <w:r>
-        <w:t xml:space="preserve"> </w:t>
-      </w:r>
-      <w:proofErr w:type="spellStart"/>
-      <w:r>
-        <w:t>records</w:t>
-      </w:r>
-      <w:proofErr w:type="spellEnd"/>
-      <w:r>
-        <w:t xml:space="preserve">. </w:t>
-      </w:r>
-      <w:proofErr w:type="spellStart"/>
-      <w:r>
-        <w:t>The</w:t>
-      </w:r>
-      <w:proofErr w:type="spellEnd"/>
-      <w:r>
-        <w:t xml:space="preserve"> </w:t>
-      </w:r>
-      <w:proofErr w:type="spellStart"/>
-      <w:r>
-        <w:t>separate</w:t>
-      </w:r>
-      <w:proofErr w:type="spellEnd"/>
-      <w:r>
-        <w:t xml:space="preserve"> </w:t>
-      </w:r>
-      <w:proofErr w:type="spellStart"/>
-      <w:r>
-        <w:t>tables</w:t>
-      </w:r>
-      <w:proofErr w:type="spellEnd"/>
-      <w:r>
-        <w:t xml:space="preserve"> also </w:t>
-      </w:r>
-      <w:proofErr w:type="spellStart"/>
-      <w:r>
-        <w:t>reduce</w:t>
-      </w:r>
-      <w:proofErr w:type="spellEnd"/>
-      <w:r>
-        <w:t xml:space="preserve"> </w:t>
-      </w:r>
-      <w:proofErr w:type="spellStart"/>
-      <w:r>
-        <w:t>unnecessary</w:t>
-      </w:r>
-      <w:proofErr w:type="spellEnd"/>
-      <w:r>
-        <w:t xml:space="preserve"> data </w:t>
-      </w:r>
-      <w:proofErr w:type="spellStart"/>
-      <w:r>
-        <w:t>duplication</w:t>
-      </w:r>
-      <w:proofErr w:type="spellEnd"/>
-      <w:r>
-        <w:t xml:space="preserve"> </w:t>
-      </w:r>
-      <w:proofErr w:type="spellStart"/>
-      <w:r>
-        <w:t>and</w:t>
-      </w:r>
-      <w:proofErr w:type="spellEnd"/>
-      <w:r>
-        <w:t xml:space="preserve"> </w:t>
-      </w:r>
-      <w:proofErr w:type="spellStart"/>
-      <w:r>
-        <w:t>allow</w:t>
-      </w:r>
-      <w:proofErr w:type="spellEnd"/>
-      <w:r>
-        <w:t xml:space="preserve"> </w:t>
-      </w:r>
-      <w:proofErr w:type="spellStart"/>
-      <w:r>
-        <w:t>the</w:t>
-      </w:r>
-      <w:proofErr w:type="spellEnd"/>
-      <w:r>
-        <w:t xml:space="preserve"> </w:t>
-      </w:r>
-      <w:proofErr w:type="spellStart"/>
-      <w:r>
-        <w:t>system</w:t>
-      </w:r>
-      <w:proofErr w:type="spellEnd"/>
-      <w:r>
-        <w:t xml:space="preserve"> to </w:t>
-      </w:r>
-      <w:proofErr w:type="spellStart"/>
-      <w:r>
-        <w:t>grow</w:t>
-      </w:r>
-      <w:proofErr w:type="spellEnd"/>
-      <w:r>
-        <w:t xml:space="preserve"> </w:t>
-      </w:r>
-      <w:proofErr w:type="spellStart"/>
-      <w:r>
-        <w:t>as</w:t>
-      </w:r>
-      <w:proofErr w:type="spellEnd"/>
-      <w:r>
-        <w:t xml:space="preserve"> </w:t>
-      </w:r>
-      <w:proofErr w:type="spellStart"/>
-      <w:r>
-        <w:t>more</w:t>
-      </w:r>
-      <w:proofErr w:type="spellEnd"/>
-      <w:r>
-        <w:t xml:space="preserve"> </w:t>
-      </w:r>
-      <w:proofErr w:type="spellStart"/>
-      <w:r>
-        <w:t>vehicles</w:t>
-      </w:r>
-      <w:proofErr w:type="spellEnd"/>
-      <w:r>
-        <w:t xml:space="preserve">, </w:t>
-      </w:r>
-      <w:proofErr w:type="spellStart"/>
-      <w:r>
-        <w:t>customers</w:t>
-      </w:r>
-      <w:proofErr w:type="spellEnd"/>
-      <w:r>
-        <w:t xml:space="preserve">, </w:t>
-      </w:r>
-      <w:proofErr w:type="spellStart"/>
-      <w:r>
-        <w:t>trips</w:t>
-      </w:r>
-      <w:proofErr w:type="spellEnd"/>
-      <w:r>
-        <w:t xml:space="preserve">, </w:t>
-      </w:r>
-      <w:proofErr w:type="spellStart"/>
-      <w:r>
-        <w:t>employees</w:t>
-      </w:r>
-      <w:proofErr w:type="spellEnd"/>
-      <w:r>
-        <w:t xml:space="preserve">, </w:t>
-      </w:r>
-      <w:proofErr w:type="spellStart"/>
-      <w:r>
-        <w:t>and</w:t>
-      </w:r>
-      <w:proofErr w:type="spellEnd"/>
-      <w:r>
-        <w:t xml:space="preserve"> </w:t>
-      </w:r>
-      <w:proofErr w:type="spellStart"/>
-      <w:r>
-        <w:t>payments</w:t>
-      </w:r>
-      <w:proofErr w:type="spellEnd"/>
-      <w:r>
-        <w:t xml:space="preserve"> are </w:t>
-      </w:r>
-      <w:proofErr w:type="spellStart"/>
-      <w:r>
-        <w:t>added</w:t>
-      </w:r>
-      <w:proofErr w:type="spellEnd"/>
-      <w:r>
-        <w:t xml:space="preserve">. </w:t>
-      </w:r>
-      <w:proofErr w:type="spellStart"/>
-      <w:r>
-        <w:t>The</w:t>
-      </w:r>
-      <w:proofErr w:type="spellEnd"/>
-      <w:r>
-        <w:t xml:space="preserve"> </w:t>
-      </w:r>
-      <w:proofErr w:type="spellStart"/>
-      <w:r>
-        <w:t>current</w:t>
-      </w:r>
-      <w:proofErr w:type="spellEnd"/>
-      <w:r>
-        <w:t xml:space="preserve"> </w:t>
-      </w:r>
-      <w:proofErr w:type="spellStart"/>
-      <w:r>
-        <w:t>model</w:t>
-      </w:r>
-      <w:proofErr w:type="spellEnd"/>
-      <w:r>
-        <w:t xml:space="preserve"> </w:t>
-      </w:r>
-      <w:proofErr w:type="spellStart"/>
-      <w:r>
-        <w:t>uses</w:t>
-      </w:r>
-      <w:proofErr w:type="spellEnd"/>
-      <w:r>
-        <w:t xml:space="preserve"> a </w:t>
-      </w:r>
-      <w:proofErr w:type="spellStart"/>
-      <w:r>
-        <w:t>simplified</w:t>
-      </w:r>
-      <w:proofErr w:type="spellEnd"/>
-      <w:r>
-        <w:t xml:space="preserve"> </w:t>
-      </w:r>
-      <w:proofErr w:type="spellStart"/>
-      <w:r>
-        <w:t>approach</w:t>
-      </w:r>
-      <w:proofErr w:type="spellEnd"/>
-      <w:r>
-        <w:t xml:space="preserve"> to </w:t>
-      </w:r>
-      <w:proofErr w:type="spellStart"/>
-      <w:r>
-        <w:t>recording</w:t>
-      </w:r>
-      <w:proofErr w:type="spellEnd"/>
-      <w:r>
-        <w:t xml:space="preserve"> </w:t>
-      </w:r>
-      <w:proofErr w:type="spellStart"/>
-      <w:r>
-        <w:t>customer</w:t>
-      </w:r>
-      <w:proofErr w:type="spellEnd"/>
-      <w:r>
-        <w:t xml:space="preserve"> </w:t>
-      </w:r>
-      <w:proofErr w:type="spellStart"/>
-      <w:r>
-        <w:t>assignments</w:t>
-      </w:r>
-      <w:proofErr w:type="spellEnd"/>
-      <w:r>
-        <w:t xml:space="preserve"> </w:t>
-      </w:r>
-      <w:proofErr w:type="spellStart"/>
-      <w:r>
-        <w:t>through</w:t>
-      </w:r>
-      <w:proofErr w:type="spellEnd"/>
-      <w:r>
-        <w:t xml:space="preserve"> </w:t>
-      </w:r>
-      <w:proofErr w:type="spellStart"/>
-      <w:r>
-        <w:t>vehicle</w:t>
-      </w:r>
-      <w:proofErr w:type="spellEnd"/>
-      <w:r>
-        <w:t xml:space="preserve"> status </w:t>
-      </w:r>
-      <w:proofErr w:type="spellStart"/>
-      <w:r>
-        <w:t>history</w:t>
-      </w:r>
-      <w:proofErr w:type="spellEnd"/>
-      <w:r>
-        <w:t xml:space="preserve">; a </w:t>
-      </w:r>
-      <w:proofErr w:type="spellStart"/>
-      <w:r>
-        <w:t>more</w:t>
-      </w:r>
-      <w:proofErr w:type="spellEnd"/>
-      <w:r>
-        <w:t xml:space="preserve"> </w:t>
-      </w:r>
-      <w:proofErr w:type="spellStart"/>
-      <w:r>
-        <w:t>detailed</w:t>
-      </w:r>
-      <w:proofErr w:type="spellEnd"/>
-      <w:r>
-        <w:t xml:space="preserve"> </w:t>
-      </w:r>
-      <w:proofErr w:type="spellStart"/>
-      <w:r>
-        <w:t>reservation</w:t>
-      </w:r>
-      <w:proofErr w:type="spellEnd"/>
-      <w:r>
-        <w:t xml:space="preserve"> </w:t>
-      </w:r>
-      <w:proofErr w:type="spellStart"/>
-      <w:r>
-        <w:t>process</w:t>
-      </w:r>
-      <w:proofErr w:type="spellEnd"/>
-      <w:r>
-        <w:t xml:space="preserve"> </w:t>
-      </w:r>
-      <w:proofErr w:type="spellStart"/>
-      <w:r>
-        <w:t>could</w:t>
-      </w:r>
-      <w:proofErr w:type="spellEnd"/>
-      <w:r>
-        <w:t xml:space="preserve"> be </w:t>
-      </w:r>
-      <w:proofErr w:type="spellStart"/>
-      <w:r>
-        <w:t>added</w:t>
-      </w:r>
-      <w:proofErr w:type="spellEnd"/>
-      <w:r>
-        <w:t xml:space="preserve"> </w:t>
-      </w:r>
-      <w:proofErr w:type="spellStart"/>
-      <w:r>
-        <w:t>if</w:t>
-      </w:r>
-      <w:proofErr w:type="spellEnd"/>
-      <w:r>
-        <w:t xml:space="preserve"> </w:t>
-      </w:r>
-      <w:proofErr w:type="spellStart"/>
-      <w:r>
-        <w:t>the</w:t>
-      </w:r>
-      <w:proofErr w:type="spellEnd"/>
-      <w:r>
-        <w:t xml:space="preserve"> </w:t>
-      </w:r>
-      <w:proofErr w:type="spellStart"/>
-      <w:r>
-        <w:t>requirements</w:t>
-      </w:r>
-      <w:proofErr w:type="spellEnd"/>
-      <w:r>
-        <w:t xml:space="preserve"> </w:t>
-      </w:r>
-      <w:proofErr w:type="spellStart"/>
-      <w:r>
-        <w:t>expand</w:t>
-      </w:r>
-      <w:proofErr w:type="spellEnd"/>
-      <w:r>
-        <w:t>.</w:t>
+        <w:t xml:space="preserve"> 1–5.</w:t>
       </w:r>
     </w:p>
     <w:p>
@@ -2919,6 +3494,7 @@
           <w:i/>
           <w:iCs/>
         </w:rPr>
+        <w:lastRenderedPageBreak/>
         <w:t>Pricing rule:</w:t>
       </w:r>
       <w:r>
@@ -3109,7 +3685,6 @@
           <w:i/>
           <w:iCs/>
         </w:rPr>
-        <w:lastRenderedPageBreak/>
         <w:t>3NF (Third Normal Form):</w:t>
       </w:r>
       <w:r>
@@ -3322,6 +3897,7 @@
           <w:b/>
           <w:bCs/>
         </w:rPr>
+        <w:lastRenderedPageBreak/>
         <w:t>Most difficult modeling decision:</w:t>
       </w:r>
       <w:r>
@@ -3386,7 +3962,6 @@
           <w:b/>
           <w:bCs/>
         </w:rPr>
-        <w:lastRenderedPageBreak/>
         <w:t xml:space="preserve">Data anomalies </w:t>
       </w:r>
       <w:proofErr w:type="gramStart"/>
@@ -4961,6 +5536,7 @@
           <w:szCs w:val="24"/>
           <w:lang w:val="lt-LT" w:eastAsia="lt-LT"/>
         </w:rPr>
+        <w:lastRenderedPageBreak/>
         <w:t>The</w:t>
       </w:r>
       <w:proofErr w:type="spellEnd"/>
